--- a/Отчет_ПР5_Пашкин_ИВ.docx
+++ b/Отчет_ПР5_Пашкин_ИВ.docx
@@ -866,16 +866,7 @@
                 <w:szCs w:val="40"/>
                 <w:rtl w:val="0"/>
               </w:rPr>
-              <w:t xml:space="preserve">Вариант </w:t>
-            </w:r>
-            <w:r>
-              <w:rPr>
-                <w:rFonts w:ascii="Times New Roman" w:cs="Times New Roman" w:eastAsia="Times New Roman" w:hAnsi="Times New Roman"/>
-                <w:sz w:val="40"/>
-                <w:szCs w:val="40"/>
-                <w:rtl w:val="0"/>
-              </w:rPr>
-              <w:t xml:space="preserve">№ 12</w:t>
+              <w:t xml:space="preserve">Вариант № 12</w:t>
             </w:r>
           </w:p>
         </w:tc>
@@ -1912,7 +1903,7 @@
           <w:szCs w:val="28"/>
         </w:rPr>
       </w:pPr>
-      <w:bookmarkStart w:colFirst="0" w:colLast="0" w:name="_lk6npzoiazrw" w:id="0"/>
+      <w:bookmarkStart w:colFirst="0" w:colLast="0" w:name="_xt7e9hfbn0p4" w:id="0"/>
       <w:bookmarkEnd w:id="0"/>
       <w:r>
         <w:rPr>
@@ -1941,7 +1932,7 @@
           <w:szCs w:val="28"/>
         </w:rPr>
       </w:pPr>
-      <w:bookmarkStart w:colFirst="0" w:colLast="0" w:name="_wfujjfcc66w8" w:id="1"/>
+      <w:bookmarkStart w:colFirst="0" w:colLast="0" w:name="_qxr4z1js5vnt" w:id="1"/>
       <w:bookmarkEnd w:id="1"/>
       <w:r>
         <w:rPr>
@@ -2333,7 +2324,7 @@
           <w:szCs w:val="28"/>
         </w:rPr>
       </w:pPr>
-      <w:bookmarkStart w:colFirst="0" w:colLast="0" w:name="_m2igucm3wubt" w:id="2"/>
+      <w:bookmarkStart w:colFirst="0" w:colLast="0" w:name="_s98pq919ko46" w:id="2"/>
       <w:bookmarkEnd w:id="2"/>
       <w:r>
         <w:rPr>
@@ -2349,144 +2340,208 @@
     </w:p>
     <w:p>
       <w:pPr>
-        <w:spacing w:line="360" w:lineRule="auto" w:after="0" w:before="0"/>
+        <w:spacing w:after="0" w:before="0" w:line="360" w:lineRule="auto"/>
         <w:ind w:firstLine="709"/>
         <w:jc w:val="both"/>
-      </w:pPr>
-      <w:r>
-        <w:rPr>
-          <w:rFonts w:ascii="Times New Roman" w:hAnsi="Times New Roman" w:eastAsia="Times New Roman"/>
+        <w:rPr/>
+      </w:pPr>
+      <w:r>
+        <w:rPr>
+          <w:rFonts w:ascii="Times New Roman" w:cs="Times New Roman" w:eastAsia="Times New Roman" w:hAnsi="Times New Roman"/>
           <w:b w:val="0"/>
-          <w:sz w:val="28"/>
-        </w:rPr>
-        <w:t>В первой части работы был использован локальный Git-репозиторий проекта на языке Go. Исходная программа определяет операционную систему с помощью runtime.GOOS и первоначально поддерживала Windows и Linux. Все действия выполнялись из каталога проекта, а результаты фиксировались коммитами.</w:t>
-      </w:r>
-    </w:p>
-    <w:p>
-      <w:pPr>
-        <w:keepNext/>
-        <w:spacing w:before="240" w:after="120"/>
-      </w:pPr>
-      <w:r>
-        <w:rPr>
-          <w:rFonts w:ascii="Times New Roman" w:hAnsi="Times New Roman" w:eastAsia="Times New Roman"/>
-          <w:b/>
-          <w:sz w:val="28"/>
-        </w:rPr>
-        <w:t>Создание репозитория и фиксация исходного состояния</w:t>
-      </w:r>
-    </w:p>
-    <w:p>
-      <w:pPr>
-        <w:spacing w:line="360" w:lineRule="auto" w:after="0" w:before="0"/>
+          <w:bCs w:val="0"/>
+          <w:sz w:val="28"/>
+          <w:szCs w:val="28"/>
+          <w:rtl w:val="0"/>
+        </w:rPr>
+        <w:t xml:space="preserve">В первой части работы был использован локальный Git-репозиторий проекта на языке Go. Исходная программа определяет операционную систему с помощью runtime.GOOS и первоначально поддерживала Windows и Linux. Все действия выполнялись из каталога проекта, а результаты фиксировались коммитами.</w:t>
+      </w:r>
+      <w:r>
+        <w:rPr>
+          <w:rtl w:val="0"/>
+        </w:rPr>
+      </w:r>
+    </w:p>
+    <w:p>
+      <w:pPr>
+        <w:keepNext w:val="1"/>
+        <w:spacing w:after="120" w:before="240" w:lineRule="auto"/>
+        <w:rPr/>
+      </w:pPr>
+      <w:r>
+        <w:rPr>
+          <w:rFonts w:ascii="Times New Roman" w:cs="Times New Roman" w:eastAsia="Times New Roman" w:hAnsi="Times New Roman"/>
+          <w:b w:val="1"/>
+          <w:bCs w:val="1"/>
+          <w:sz w:val="28"/>
+          <w:szCs w:val="28"/>
+          <w:rtl w:val="0"/>
+        </w:rPr>
+        <w:t xml:space="preserve">Создание репозитория и фиксация исходного состояния</w:t>
+      </w:r>
+      <w:r>
+        <w:rPr>
+          <w:rtl w:val="0"/>
+        </w:rPr>
+      </w:r>
+    </w:p>
+    <w:p>
+      <w:pPr>
+        <w:spacing w:after="0" w:before="0" w:line="360" w:lineRule="auto"/>
         <w:ind w:firstLine="709"/>
         <w:jc w:val="both"/>
-      </w:pPr>
-      <w:r>
-        <w:rPr>
-          <w:rFonts w:ascii="Times New Roman" w:hAnsi="Times New Roman" w:eastAsia="Times New Roman"/>
+        <w:rPr/>
+      </w:pPr>
+      <w:r>
+        <w:rPr>
+          <w:rFonts w:ascii="Times New Roman" w:cs="Times New Roman" w:eastAsia="Times New Roman" w:hAnsi="Times New Roman"/>
           <w:b w:val="0"/>
-          <w:sz w:val="28"/>
-        </w:rPr>
-        <w:t>В каталоге с исходным файлом main.go был создан Git-репозиторий. Затем файл программы был добавлен в индекс и зафиксирован первым коммитом с сообщением init. Начальный коммит имеет идентификатор eae3816 и содержит исходную версию программы.</w:t>
-      </w:r>
-    </w:p>
-    <w:p>
-      <w:pPr>
-        <w:spacing w:line="240" w:lineRule="auto" w:before="60" w:after="60"/>
+          <w:bCs w:val="0"/>
+          <w:sz w:val="28"/>
+          <w:szCs w:val="28"/>
+          <w:rtl w:val="0"/>
+        </w:rPr>
+        <w:t xml:space="preserve">В каталоге с исходным файлом main.go был создан Git-репозиторий. Затем файл программы был добавлен в индекс и зафиксирован первым коммитом с сообщением init. Начальный коммит имеет идентификатор eae3816 и содержит исходную версию программы.</w:t>
+      </w:r>
+      <w:r>
+        <w:rPr>
+          <w:rtl w:val="0"/>
+        </w:rPr>
+      </w:r>
+    </w:p>
+    <w:p>
+      <w:pPr>
+        <w:spacing w:after="60" w:before="60" w:line="240" w:lineRule="auto"/>
         <w:ind w:left="709" w:firstLine="0"/>
-      </w:pPr>
-      <w:r>
-        <w:rPr>
-          <w:rFonts w:ascii="Courier New" w:hAnsi="Courier New" w:eastAsia="Courier New"/>
+        <w:rPr/>
+      </w:pPr>
+      <w:r>
+        <w:rPr>
+          <w:rFonts w:ascii="Courier New" w:cs="Courier New" w:eastAsia="Courier New" w:hAnsi="Courier New"/>
           <w:b w:val="0"/>
+          <w:bCs w:val="0"/>
           <w:sz w:val="20"/>
-        </w:rPr>
-        <w:t>git init</w:t>
-        <w:br/>
-        <w:t>git add main.go</w:t>
-        <w:br/>
-        <w:t>git commit -m "init"</w:t>
-      </w:r>
-    </w:p>
-    <w:p>
-      <w:pPr>
-        <w:keepNext/>
-        <w:spacing w:before="240" w:after="120"/>
-      </w:pPr>
-      <w:r>
-        <w:rPr>
-          <w:rFonts w:ascii="Times New Roman" w:hAnsi="Times New Roman" w:eastAsia="Times New Roman"/>
-          <w:b/>
-          <w:sz w:val="28"/>
-        </w:rPr>
-        <w:t>Создание ветвей</w:t>
-      </w:r>
-    </w:p>
-    <w:p>
-      <w:pPr>
-        <w:spacing w:line="360" w:lineRule="auto" w:after="0" w:before="0"/>
+          <w:szCs w:val="20"/>
+          <w:rtl w:val="0"/>
+        </w:rPr>
+        <w:t xml:space="preserve">git init</w:t>
+        <w:br w:type="textWrapping"/>
+        <w:t xml:space="preserve">git add main.go</w:t>
+        <w:br w:type="textWrapping"/>
+        <w:t xml:space="preserve">git commit -m "init"</w:t>
+      </w:r>
+      <w:r>
+        <w:rPr>
+          <w:rtl w:val="0"/>
+        </w:rPr>
+      </w:r>
+    </w:p>
+    <w:p>
+      <w:pPr>
+        <w:keepNext w:val="1"/>
+        <w:spacing w:after="120" w:before="240" w:lineRule="auto"/>
+        <w:rPr/>
+      </w:pPr>
+      <w:r>
+        <w:rPr>
+          <w:rFonts w:ascii="Times New Roman" w:cs="Times New Roman" w:eastAsia="Times New Roman" w:hAnsi="Times New Roman"/>
+          <w:b w:val="1"/>
+          <w:bCs w:val="1"/>
+          <w:sz w:val="28"/>
+          <w:szCs w:val="28"/>
+          <w:rtl w:val="0"/>
+        </w:rPr>
+        <w:t xml:space="preserve">Создание ветвей</w:t>
+      </w:r>
+      <w:r>
+        <w:rPr>
+          <w:rtl w:val="0"/>
+        </w:rPr>
+      </w:r>
+    </w:p>
+    <w:p>
+      <w:pPr>
+        <w:spacing w:after="0" w:before="0" w:line="360" w:lineRule="auto"/>
         <w:ind w:firstLine="709"/>
         <w:jc w:val="both"/>
-      </w:pPr>
-      <w:r>
-        <w:rPr>
-          <w:rFonts w:ascii="Times New Roman" w:hAnsi="Times New Roman" w:eastAsia="Times New Roman"/>
+        <w:rPr/>
+      </w:pPr>
+      <w:r>
+        <w:rPr>
+          <w:rFonts w:ascii="Times New Roman" w:cs="Times New Roman" w:eastAsia="Times New Roman" w:hAnsi="Times New Roman"/>
           <w:b w:val="0"/>
-          <w:sz w:val="28"/>
-        </w:rPr>
-        <w:t>От исходного коммита были созданы две независимые ветви. В ветви no-window из программы была удалена обработка ОС Windows; изменение зафиксировано коммитом 8b82ec3 с сообщением remote window. После переключения на main была создана ветвь no-linux, в которой удалена обработка ОС Linux; изменение зафиксировано коммитом 7238a0b с сообщением remote linux.</w:t>
-      </w:r>
-    </w:p>
-    <w:p>
-      <w:pPr>
-        <w:spacing w:line="240" w:lineRule="auto" w:before="60" w:after="60"/>
+          <w:bCs w:val="0"/>
+          <w:sz w:val="28"/>
+          <w:szCs w:val="28"/>
+          <w:rtl w:val="0"/>
+        </w:rPr>
+        <w:t xml:space="preserve">От исходного коммита были созданы две независимые ветви. В ветви no-window из программы была удалена обработка ОС Windows; изменение зафиксировано коммитом 8b82ec3 с сообщением remote window. После переключения на main была создана ветвь no-linux, в которой удалена обработка ОС Linux; изменение зафиксировано коммитом 7238a0b с сообщением remote linux.</w:t>
+      </w:r>
+      <w:r>
+        <w:rPr>
+          <w:rtl w:val="0"/>
+        </w:rPr>
+      </w:r>
+    </w:p>
+    <w:p>
+      <w:pPr>
+        <w:spacing w:after="60" w:before="60" w:line="240" w:lineRule="auto"/>
         <w:ind w:left="709" w:firstLine="0"/>
-      </w:pPr>
-      <w:r>
-        <w:rPr>
-          <w:rFonts w:ascii="Courier New" w:hAnsi="Courier New" w:eastAsia="Courier New"/>
+        <w:rPr/>
+      </w:pPr>
+      <w:r>
+        <w:rPr>
+          <w:rFonts w:ascii="Courier New" w:cs="Courier New" w:eastAsia="Courier New" w:hAnsi="Courier New"/>
           <w:b w:val="0"/>
+          <w:bCs w:val="0"/>
           <w:sz w:val="20"/>
-        </w:rPr>
-        <w:t>git switch -c no-window</w:t>
-        <w:br/>
-        <w:t>git add main.go</w:t>
-        <w:br/>
-        <w:t>git commit -m "remote window"</w:t>
-        <w:br/>
-        <w:t>git switch main</w:t>
-        <w:br/>
-        <w:t>git switch -c no-linux</w:t>
-        <w:br/>
-        <w:t>git add main.go</w:t>
-        <w:br/>
-        <w:t>git commit -m "remote linux"</w:t>
-      </w:r>
-    </w:p>
-    <w:p>
-      <w:pPr>
-        <w:keepNext/>
-        <w:spacing w:before="80" w:after="0"/>
+          <w:szCs w:val="20"/>
+          <w:rtl w:val="0"/>
+        </w:rPr>
+        <w:t xml:space="preserve">git switch -c no-window</w:t>
+        <w:br w:type="textWrapping"/>
+        <w:t xml:space="preserve">git add main.go</w:t>
+        <w:br w:type="textWrapping"/>
+        <w:t xml:space="preserve">git commit -m "remote window"</w:t>
+        <w:br w:type="textWrapping"/>
+        <w:t xml:space="preserve">git switch main</w:t>
+        <w:br w:type="textWrapping"/>
+        <w:t xml:space="preserve">git switch -c no-linux</w:t>
+        <w:br w:type="textWrapping"/>
+        <w:t xml:space="preserve">git add main.go</w:t>
+        <w:br w:type="textWrapping"/>
+        <w:t xml:space="preserve">git commit -m "remote linux"</w:t>
+      </w:r>
+      <w:r>
+        <w:rPr>
+          <w:rtl w:val="0"/>
+        </w:rPr>
+      </w:r>
+    </w:p>
+    <w:p>
+      <w:pPr>
+        <w:keepNext w:val="1"/>
+        <w:spacing w:after="0" w:before="80" w:lineRule="auto"/>
         <w:jc w:val="center"/>
-      </w:pPr>
-      <w:r>
+        <w:rPr/>
+      </w:pPr>
+      <w:r>
+        <w:rPr/>
         <w:drawing>
-          <wp:inline>
+          <wp:inline distB="0" distT="0" distL="114300" distR="114300">
             <wp:extent cx="3780000" cy="928185"/>
-            <wp:docPr id="1" name="Picture 1"/>
-            <wp:cNvGraphicFramePr>
-              <a:graphicFrameLocks noChangeAspect="1"/>
-            </wp:cNvGraphicFramePr>
+            <wp:effectExtent b="0" l="0" r="0" t="0"/>
+            <wp:docPr id="1" name="image1.png"/>
             <a:graphic>
               <a:graphicData uri="http://schemas.openxmlformats.org/drawingml/2006/picture">
                 <pic:pic>
                   <pic:nvPicPr>
-                    <pic:cNvPr id="0" name="image.png"/>
-                    <pic:cNvPicPr/>
+                    <pic:cNvPr id="0" name="image1.png"/>
+                    <pic:cNvPicPr preferRelativeResize="0"/>
                   </pic:nvPicPr>
                   <pic:blipFill>
                     <a:blip r:embed="rId6"/>
+                    <a:srcRect b="0" l="0" r="0" t="0"/>
                     <a:stretch>
                       <a:fillRect/>
                     </a:stretch>
@@ -2497,6 +2552,7 @@
                       <a:ext cx="3780000" cy="928185"/>
                     </a:xfrm>
                     <a:prstGeom prst="rect"/>
+                    <a:ln/>
                   </pic:spPr>
                 </pic:pic>
               </a:graphicData>
@@ -2504,148 +2560,216 @@
           </wp:inline>
         </w:drawing>
       </w:r>
-    </w:p>
-    <w:p>
-      <w:pPr>
-        <w:keepLines/>
-        <w:spacing w:before="60" w:after="160"/>
+      <w:r>
+        <w:rPr>
+          <w:rtl w:val="0"/>
+        </w:rPr>
+      </w:r>
+    </w:p>
+    <w:p>
+      <w:pPr>
+        <w:keepLines w:val="1"/>
+        <w:spacing w:after="160" w:before="60" w:lineRule="auto"/>
         <w:jc w:val="center"/>
-      </w:pPr>
-      <w:r>
-        <w:rPr>
-          <w:rFonts w:ascii="Times New Roman" w:hAnsi="Times New Roman" w:eastAsia="Times New Roman"/>
+        <w:rPr/>
+      </w:pPr>
+      <w:r>
+        <w:rPr>
+          <w:rFonts w:ascii="Times New Roman" w:cs="Times New Roman" w:eastAsia="Times New Roman" w:hAnsi="Times New Roman"/>
           <w:sz w:val="24"/>
-        </w:rPr>
-        <w:t>Рисунок 5.1 - Ветви локального репозитория</w:t>
-      </w:r>
-    </w:p>
-    <w:p>
-      <w:pPr>
-        <w:keepNext/>
-        <w:spacing w:before="240" w:after="120"/>
-      </w:pPr>
-      <w:r>
-        <w:rPr>
-          <w:rFonts w:ascii="Times New Roman" w:hAnsi="Times New Roman" w:eastAsia="Times New Roman"/>
-          <w:b/>
-          <w:sz w:val="28"/>
-        </w:rPr>
-        <w:t>Сравнение ветвей и разрешение конфликта</w:t>
-      </w:r>
-    </w:p>
-    <w:p>
-      <w:pPr>
-        <w:spacing w:line="360" w:lineRule="auto" w:after="0" w:before="0"/>
+          <w:szCs w:val="24"/>
+          <w:rtl w:val="0"/>
+        </w:rPr>
+        <w:t xml:space="preserve">Рисунок 5.1 - Ветви локального репозитория</w:t>
+      </w:r>
+      <w:r>
+        <w:rPr>
+          <w:rtl w:val="0"/>
+        </w:rPr>
+      </w:r>
+    </w:p>
+    <w:p>
+      <w:pPr>
+        <w:keepNext w:val="1"/>
+        <w:spacing w:after="120" w:before="240" w:lineRule="auto"/>
+        <w:rPr/>
+      </w:pPr>
+      <w:r>
+        <w:rPr>
+          <w:rFonts w:ascii="Times New Roman" w:cs="Times New Roman" w:eastAsia="Times New Roman" w:hAnsi="Times New Roman"/>
+          <w:b w:val="1"/>
+          <w:bCs w:val="1"/>
+          <w:sz w:val="28"/>
+          <w:szCs w:val="28"/>
+          <w:rtl w:val="0"/>
+        </w:rPr>
+        <w:t xml:space="preserve">Сравнение ветвей и разрешение конфликта</w:t>
+      </w:r>
+      <w:r>
+        <w:rPr>
+          <w:rtl w:val="0"/>
+        </w:rPr>
+      </w:r>
+    </w:p>
+    <w:p>
+      <w:pPr>
+        <w:spacing w:after="0" w:before="0" w:line="360" w:lineRule="auto"/>
         <w:ind w:firstLine="709"/>
         <w:jc w:val="both"/>
-      </w:pPr>
-      <w:r>
-        <w:rPr>
-          <w:rFonts w:ascii="Times New Roman" w:hAnsi="Times New Roman" w:eastAsia="Times New Roman"/>
+        <w:rPr/>
+      </w:pPr>
+      <w:r>
+        <w:rPr>
+          <w:rFonts w:ascii="Times New Roman" w:cs="Times New Roman" w:eastAsia="Times New Roman" w:hAnsi="Times New Roman"/>
           <w:b w:val="0"/>
-          <w:sz w:val="28"/>
-        </w:rPr>
-        <w:t>Для сравнения вариантов программы использовалась команда git diff. Обе ветви изменяли один и тот же оператор switch в файле main.go, поэтому при слиянии Git сообщил о конфликте содержимого. Конфликт был разрешён вручную: в итоговом варианте были оставлены обработчики Windows и Linux. После добавления исправленного файла в индекс слияние было завершено коммитом 7365cab.</w:t>
-      </w:r>
-    </w:p>
-    <w:p>
-      <w:pPr>
-        <w:spacing w:line="240" w:lineRule="auto" w:before="60" w:after="60"/>
+          <w:bCs w:val="0"/>
+          <w:sz w:val="28"/>
+          <w:szCs w:val="28"/>
+          <w:rtl w:val="0"/>
+        </w:rPr>
+        <w:t xml:space="preserve">Для сравнения вариантов программы использовалась команда git diff. Обе ветви изменяли один и тот же оператор switch в файле main.go, поэтому при слиянии Git сообщил о конфликте содержимого. Конфликт был разрешён вручную: в итоговом варианте были оставлены обработчики Windows и Linux. После добавления исправленного файла в индекс слияние было завершено коммитом 7365cab.</w:t>
+      </w:r>
+      <w:r>
+        <w:rPr>
+          <w:rtl w:val="0"/>
+        </w:rPr>
+      </w:r>
+    </w:p>
+    <w:p>
+      <w:pPr>
+        <w:spacing w:after="60" w:before="60" w:line="240" w:lineRule="auto"/>
         <w:ind w:left="709" w:firstLine="0"/>
-      </w:pPr>
-      <w:r>
-        <w:rPr>
-          <w:rFonts w:ascii="Courier New" w:hAnsi="Courier New" w:eastAsia="Courier New"/>
+        <w:rPr/>
+      </w:pPr>
+      <w:r>
+        <w:rPr>
+          <w:rFonts w:ascii="Courier New" w:cs="Courier New" w:eastAsia="Courier New" w:hAnsi="Courier New"/>
           <w:b w:val="0"/>
+          <w:bCs w:val="0"/>
           <w:sz w:val="20"/>
-        </w:rPr>
-        <w:t>git diff no-window no-linux -- main.go</w:t>
-        <w:br/>
-        <w:t>git switch no-window</w:t>
-        <w:br/>
-        <w:t>git merge no-linux</w:t>
-        <w:br/>
-        <w:t># разрешение конфликта в main.go</w:t>
-        <w:br/>
-        <w:t>git add main.go</w:t>
-        <w:br/>
-        <w:t>git commit -m "Merge branch 'no-linux' into no-window"</w:t>
-      </w:r>
-    </w:p>
-    <w:p>
-      <w:pPr>
-        <w:keepNext/>
-        <w:spacing w:before="240" w:after="120"/>
-      </w:pPr>
-      <w:r>
-        <w:rPr>
-          <w:rFonts w:ascii="Times New Roman" w:hAnsi="Times New Roman" w:eastAsia="Times New Roman"/>
-          <w:b/>
-          <w:sz w:val="28"/>
-        </w:rPr>
-        <w:t>Просмотр истории и восстановление исходной версии</w:t>
-      </w:r>
-    </w:p>
-    <w:p>
-      <w:pPr>
-        <w:spacing w:line="360" w:lineRule="auto" w:after="0" w:before="0"/>
+          <w:szCs w:val="20"/>
+          <w:rtl w:val="0"/>
+        </w:rPr>
+        <w:t xml:space="preserve">git diff no-window no-linux -- main.go</w:t>
+        <w:br w:type="textWrapping"/>
+        <w:t xml:space="preserve">git switch no-window</w:t>
+        <w:br w:type="textWrapping"/>
+        <w:t xml:space="preserve">git merge no-linux</w:t>
+        <w:br w:type="textWrapping"/>
+        <w:t xml:space="preserve"># разрешение конфликта в main.go</w:t>
+        <w:br w:type="textWrapping"/>
+        <w:t xml:space="preserve">git add main.go</w:t>
+        <w:br w:type="textWrapping"/>
+        <w:t xml:space="preserve">git commit -m "Merge branch 'no-linux' into no-window"</w:t>
+      </w:r>
+      <w:r>
+        <w:rPr>
+          <w:rtl w:val="0"/>
+        </w:rPr>
+      </w:r>
+    </w:p>
+    <w:p>
+      <w:pPr>
+        <w:keepNext w:val="1"/>
+        <w:spacing w:after="120" w:before="240" w:lineRule="auto"/>
+        <w:rPr/>
+      </w:pPr>
+      <w:r>
+        <w:rPr>
+          <w:rFonts w:ascii="Times New Roman" w:cs="Times New Roman" w:eastAsia="Times New Roman" w:hAnsi="Times New Roman"/>
+          <w:b w:val="1"/>
+          <w:bCs w:val="1"/>
+          <w:sz w:val="28"/>
+          <w:szCs w:val="28"/>
+          <w:rtl w:val="0"/>
+        </w:rPr>
+        <w:t xml:space="preserve">Просмотр истории и восстановление исходной версии</w:t>
+      </w:r>
+      <w:r>
+        <w:rPr>
+          <w:rtl w:val="0"/>
+        </w:rPr>
+      </w:r>
+    </w:p>
+    <w:p>
+      <w:pPr>
+        <w:spacing w:after="0" w:before="0" w:line="360" w:lineRule="auto"/>
         <w:ind w:firstLine="709"/>
         <w:jc w:val="both"/>
-      </w:pPr>
-      <w:r>
-        <w:rPr>
-          <w:rFonts w:ascii="Times New Roman" w:hAnsi="Times New Roman" w:eastAsia="Times New Roman"/>
+        <w:rPr/>
+      </w:pPr>
+      <w:r>
+        <w:rPr>
+          <w:rFonts w:ascii="Times New Roman" w:cs="Times New Roman" w:eastAsia="Times New Roman" w:hAnsi="Times New Roman"/>
           <w:b w:val="0"/>
-          <w:sz w:val="28"/>
-        </w:rPr>
-        <w:t>История была просмотрена в кратком виде и в виде графа. В ней отображаются исходный коммит, два параллельных изменения, коммит слияния и последующее восстановление. Для восстановления был выбран исходный коммит eae3816; его содержимое main.go было возвращено в рабочую директорию и зафиксировано коммитом 3aaa147.</w:t>
-      </w:r>
-    </w:p>
-    <w:p>
-      <w:pPr>
-        <w:spacing w:line="240" w:lineRule="auto" w:before="60" w:after="60"/>
+          <w:bCs w:val="0"/>
+          <w:sz w:val="28"/>
+          <w:szCs w:val="28"/>
+          <w:rtl w:val="0"/>
+        </w:rPr>
+        <w:t xml:space="preserve">История была просмотрена в кратком виде и в виде графа. В ней отображаются исходный коммит, два параллельных изменения, коммит слияния и последующее восстановление. Для восстановления был выбран исходный коммит eae3816; его содержимое main.go было возвращено в рабочую директорию и зафиксировано коммитом 3aaa147.</w:t>
+      </w:r>
+      <w:r>
+        <w:rPr>
+          <w:rtl w:val="0"/>
+        </w:rPr>
+      </w:r>
+    </w:p>
+    <w:p>
+      <w:pPr>
+        <w:spacing w:after="60" w:before="60" w:line="240" w:lineRule="auto"/>
         <w:ind w:left="709" w:firstLine="0"/>
-      </w:pPr>
-      <w:r>
-        <w:rPr>
-          <w:rFonts w:ascii="Courier New" w:hAnsi="Courier New" w:eastAsia="Courier New"/>
+        <w:rPr/>
+      </w:pPr>
+      <w:r>
+        <w:rPr>
+          <w:rFonts w:ascii="Courier New" w:cs="Courier New" w:eastAsia="Courier New" w:hAnsi="Courier New"/>
           <w:b w:val="0"/>
+          <w:bCs w:val="0"/>
           <w:sz w:val="20"/>
-        </w:rPr>
-        <w:t>git log --oneline --all</w:t>
-        <w:br/>
-        <w:t>git log --oneline --graph --all</w:t>
-        <w:br/>
-        <w:t>git restore --source=eae3816 -- main.go</w:t>
-        <w:br/>
-        <w:t>git add main.go</w:t>
-        <w:br/>
-        <w:t>git commit -m "Restore initial version"</w:t>
-      </w:r>
-    </w:p>
-    <w:p>
-      <w:pPr>
-        <w:keepNext/>
-        <w:spacing w:before="80" w:after="0"/>
+          <w:szCs w:val="20"/>
+          <w:rtl w:val="0"/>
+        </w:rPr>
+        <w:t xml:space="preserve">git log --oneline --all</w:t>
+        <w:br w:type="textWrapping"/>
+        <w:t xml:space="preserve">git log --oneline --graph --all</w:t>
+        <w:br w:type="textWrapping"/>
+        <w:t xml:space="preserve">git restore --source=eae3816 -- main.go</w:t>
+        <w:br w:type="textWrapping"/>
+        <w:t xml:space="preserve">git add main.go</w:t>
+        <w:br w:type="textWrapping"/>
+        <w:t xml:space="preserve">git commit -m "Restore initial version"</w:t>
+      </w:r>
+      <w:r>
+        <w:rPr>
+          <w:rtl w:val="0"/>
+        </w:rPr>
+      </w:r>
+    </w:p>
+    <w:p>
+      <w:pPr>
+        <w:keepNext w:val="1"/>
+        <w:spacing w:after="0" w:before="80" w:lineRule="auto"/>
         <w:jc w:val="center"/>
-      </w:pPr>
-      <w:r>
+        <w:rPr/>
+      </w:pPr>
+      <w:r>
+        <w:rPr/>
         <w:drawing>
-          <wp:inline>
+          <wp:inline distB="0" distT="0" distL="114300" distR="114300">
             <wp:extent cx="5328000" cy="1371109"/>
-            <wp:docPr id="2" name="Picture 2"/>
-            <wp:cNvGraphicFramePr>
-              <a:graphicFrameLocks noChangeAspect="1"/>
-            </wp:cNvGraphicFramePr>
+            <wp:effectExtent b="0" l="0" r="0" t="0"/>
+            <wp:docPr id="3" name="image2.png"/>
             <a:graphic>
               <a:graphicData uri="http://schemas.openxmlformats.org/drawingml/2006/picture">
                 <pic:pic>
                   <pic:nvPicPr>
-                    <pic:cNvPr id="0" name="image.png"/>
-                    <pic:cNvPicPr/>
+                    <pic:cNvPr id="0" name="image2.png"/>
+                    <pic:cNvPicPr preferRelativeResize="0"/>
                   </pic:nvPicPr>
                   <pic:blipFill>
                     <a:blip r:embed="rId7"/>
+                    <a:srcRect b="0" l="0" r="0" t="0"/>
                     <a:stretch>
                       <a:fillRect/>
                     </a:stretch>
@@ -2656,6 +2780,7 @@
                       <a:ext cx="5328000" cy="1371109"/>
                     </a:xfrm>
                     <a:prstGeom prst="rect"/>
+                    <a:ln/>
                   </pic:spPr>
                 </pic:pic>
               </a:graphicData>
@@ -2663,44 +2788,58 @@
           </wp:inline>
         </w:drawing>
       </w:r>
-    </w:p>
-    <w:p>
-      <w:pPr>
-        <w:keepLines/>
-        <w:spacing w:before="60" w:after="160"/>
+      <w:r>
+        <w:rPr>
+          <w:rtl w:val="0"/>
+        </w:rPr>
+      </w:r>
+    </w:p>
+    <w:p>
+      <w:pPr>
+        <w:keepLines w:val="1"/>
+        <w:spacing w:after="160" w:before="60" w:lineRule="auto"/>
         <w:jc w:val="center"/>
-      </w:pPr>
-      <w:r>
-        <w:rPr>
-          <w:rFonts w:ascii="Times New Roman" w:hAnsi="Times New Roman" w:eastAsia="Times New Roman"/>
+        <w:rPr/>
+      </w:pPr>
+      <w:r>
+        <w:rPr>
+          <w:rFonts w:ascii="Times New Roman" w:cs="Times New Roman" w:eastAsia="Times New Roman" w:hAnsi="Times New Roman"/>
           <w:sz w:val="24"/>
-        </w:rPr>
-        <w:t>Рисунок 5.2 - История коммитов локального репозитория</w:t>
-      </w:r>
-    </w:p>
-    <w:p>
-      <w:pPr>
-        <w:keepNext/>
-        <w:spacing w:before="80" w:after="0"/>
+          <w:szCs w:val="24"/>
+          <w:rtl w:val="0"/>
+        </w:rPr>
+        <w:t xml:space="preserve">Рисунок 5.2 - История коммитов локального репозитория</w:t>
+      </w:r>
+      <w:r>
+        <w:rPr>
+          <w:rtl w:val="0"/>
+        </w:rPr>
+      </w:r>
+    </w:p>
+    <w:p>
+      <w:pPr>
+        <w:keepNext w:val="1"/>
+        <w:spacing w:after="0" w:before="80" w:lineRule="auto"/>
         <w:jc w:val="center"/>
-      </w:pPr>
-      <w:r>
+        <w:rPr/>
+      </w:pPr>
+      <w:r>
+        <w:rPr/>
         <w:drawing>
-          <wp:inline>
+          <wp:inline distB="0" distT="0" distL="114300" distR="114300">
             <wp:extent cx="5580000" cy="1732976"/>
-            <wp:docPr id="3" name="Picture 3"/>
-            <wp:cNvGraphicFramePr>
-              <a:graphicFrameLocks noChangeAspect="1"/>
-            </wp:cNvGraphicFramePr>
+            <wp:effectExtent b="0" l="0" r="0" t="0"/>
+            <wp:docPr id="2" name="image3.png"/>
             <a:graphic>
               <a:graphicData uri="http://schemas.openxmlformats.org/drawingml/2006/picture">
                 <pic:pic>
                   <pic:nvPicPr>
-                    <pic:cNvPr id="0" name="image.png"/>
-                    <pic:cNvPicPr/>
+                    <pic:cNvPr id="0" name="image3.png"/>
+                    <pic:cNvPicPr preferRelativeResize="0"/>
                   </pic:nvPicPr>
                   <pic:blipFill>
                     <a:blip r:embed="rId8"/>
+                    <a:srcRect b="0" l="0" r="0" t="0"/>
                     <a:stretch>
                       <a:fillRect/>
                     </a:stretch>
@@ -2711,6 +2850,7 @@
                       <a:ext cx="5580000" cy="1732976"/>
                     </a:xfrm>
                     <a:prstGeom prst="rect"/>
+                    <a:ln/>
                   </pic:spPr>
                 </pic:pic>
               </a:graphicData>
@@ -2718,992 +2858,798 @@
           </wp:inline>
         </w:drawing>
       </w:r>
-    </w:p>
-    <w:p>
-      <w:pPr>
-        <w:keepLines/>
-        <w:spacing w:before="60" w:after="160"/>
+      <w:r>
+        <w:rPr>
+          <w:rtl w:val="0"/>
+        </w:rPr>
+      </w:r>
+    </w:p>
+    <w:p>
+      <w:pPr>
+        <w:keepLines w:val="1"/>
+        <w:spacing w:after="160" w:before="60" w:lineRule="auto"/>
         <w:jc w:val="center"/>
-      </w:pPr>
-      <w:r>
-        <w:rPr>
-          <w:rFonts w:ascii="Times New Roman" w:hAnsi="Times New Roman" w:eastAsia="Times New Roman"/>
+        <w:rPr/>
+      </w:pPr>
+      <w:r>
+        <w:rPr>
+          <w:rFonts w:ascii="Times New Roman" w:cs="Times New Roman" w:eastAsia="Times New Roman" w:hAnsi="Times New Roman"/>
           <w:sz w:val="24"/>
-        </w:rPr>
-        <w:t>Рисунок 5.3 - Граф истории и слияния ветвей</w:t>
-      </w:r>
-    </w:p>
-    <w:p>
-      <w:pPr>
-        <w:keepNext/>
-        <w:spacing w:before="240" w:after="120"/>
-      </w:pPr>
-      <w:r>
-        <w:rPr>
-          <w:rFonts w:ascii="Times New Roman" w:hAnsi="Times New Roman" w:eastAsia="Times New Roman"/>
-          <w:b/>
-          <w:sz w:val="28"/>
-        </w:rPr>
-        <w:t>Использованные команды Git</w:t>
+          <w:szCs w:val="24"/>
+          <w:rtl w:val="0"/>
+        </w:rPr>
+        <w:t xml:space="preserve">Рисунок 5.3 - Граф истории и слияния ветвей</w:t>
+      </w:r>
+      <w:r>
+        <w:rPr>
+          <w:rtl w:val="0"/>
+        </w:rPr>
+      </w:r>
+    </w:p>
+    <w:p>
+      <w:pPr>
+        <w:keepNext w:val="1"/>
+        <w:spacing w:after="120" w:before="240" w:lineRule="auto"/>
+        <w:rPr/>
+      </w:pPr>
+      <w:r>
+        <w:rPr>
+          <w:rFonts w:ascii="Times New Roman" w:cs="Times New Roman" w:eastAsia="Times New Roman" w:hAnsi="Times New Roman"/>
+          <w:b w:val="1"/>
+          <w:bCs w:val="1"/>
+          <w:sz w:val="28"/>
+          <w:szCs w:val="28"/>
+          <w:rtl w:val="0"/>
+        </w:rPr>
+        <w:t xml:space="preserve">5.3 Работа с глобальным репозиторием</w:t>
+      </w:r>
+      <w:r>
+        <w:rPr>
+          <w:rtl w:val="0"/>
+        </w:rPr>
+      </w:r>
+    </w:p>
+    <w:p>
+      <w:pPr>
+        <w:spacing w:after="0" w:before="0" w:line="360" w:lineRule="auto"/>
+        <w:ind w:firstLine="709"/>
+        <w:jc w:val="both"/>
+        <w:rPr/>
+      </w:pPr>
+      <w:r>
+        <w:rPr>
+          <w:rFonts w:ascii="Times New Roman" w:cs="Times New Roman" w:eastAsia="Times New Roman" w:hAnsi="Times New Roman"/>
+          <w:b w:val="0"/>
+          <w:bCs w:val="0"/>
+          <w:sz w:val="28"/>
+          <w:szCs w:val="28"/>
+          <w:rtl w:val="0"/>
+        </w:rPr>
+        <w:t xml:space="preserve">Во второй части работы рассмотрены системы контроля версий CVS, SVN и Git, а также глобальные репозитории, поддерживающие Git. В качестве сервиса для удалённого хранения и совместной разработки выбран GitHub.</w:t>
+      </w:r>
+      <w:r>
+        <w:rPr>
+          <w:rtl w:val="0"/>
+        </w:rPr>
+      </w:r>
+    </w:p>
+    <w:p>
+      <w:pPr>
+        <w:keepNext w:val="1"/>
+        <w:spacing w:after="120" w:before="240" w:lineRule="auto"/>
+        <w:rPr/>
+      </w:pPr>
+      <w:r>
+        <w:rPr>
+          <w:rFonts w:ascii="Times New Roman" w:cs="Times New Roman" w:eastAsia="Times New Roman" w:hAnsi="Times New Roman"/>
+          <w:b w:val="1"/>
+          <w:bCs w:val="1"/>
+          <w:sz w:val="28"/>
+          <w:szCs w:val="28"/>
+          <w:rtl w:val="0"/>
+        </w:rPr>
+        <w:t xml:space="preserve">Сравнение CVS, SVN и Git</w:t>
+      </w:r>
+      <w:r>
+        <w:rPr>
+          <w:rtl w:val="0"/>
+        </w:rPr>
       </w:r>
     </w:p>
     <w:tbl>
       <w:tblPr>
-        <w:tblW w:type="auto" w:w="0"/>
+        <w:tblStyle w:val="Table4"/>
+        <w:tblW w:w="9356.0" w:type="dxa"/>
         <w:jc w:val="center"/>
-        <w:tblLook w:firstColumn="1" w:firstRow="1" w:lastColumn="0" w:lastRow="0" w:noHBand="0" w:noVBand="1" w:val="04A0"/>
         <w:tblBorders>
-          <w:top w:val="single" w:sz="4" w:color="D9D9D9"/>
-          <w:left w:val="single" w:sz="4" w:color="D9D9D9"/>
-          <w:bottom w:val="single" w:sz="4" w:color="D9D9D9"/>
-          <w:right w:val="single" w:sz="4" w:color="D9D9D9"/>
-          <w:insideH w:val="single" w:sz="4" w:color="D9D9D9"/>
-          <w:insideV w:val="single" w:sz="4" w:color="D9D9D9"/>
+          <w:top w:color="d9d9d9" w:space="0" w:sz="4" w:val="single"/>
+          <w:left w:color="d9d9d9" w:space="0" w:sz="4" w:val="single"/>
+          <w:bottom w:color="d9d9d9" w:space="0" w:sz="4" w:val="single"/>
+          <w:right w:color="d9d9d9" w:space="0" w:sz="4" w:val="single"/>
+          <w:insideH w:color="d9d9d9" w:space="0" w:sz="4" w:val="single"/>
+          <w:insideV w:color="d9d9d9" w:space="0" w:sz="4" w:val="single"/>
         </w:tblBorders>
-      </w:tblPr>
-      <w:tblGrid>
-        <w:gridCol w:w="4677"/>
-        <w:gridCol w:w="4677"/>
-      </w:tblGrid>
-      <w:tr>
-        <w:tc>
-          <w:tcPr>
-            <w:tcW w:type="dxa" w:w="3005"/>
-            <w:vAlign w:val="center"/>
-            <w:shd w:fill="D9EAF7"/>
-          </w:tcPr>
-          <w:p>
-            <w:pPr>
-              <w:jc w:val="center"/>
-            </w:pPr>
-            <w:r>
-              <w:rPr>
-                <w:rFonts w:ascii="Times New Roman" w:hAnsi="Times New Roman" w:eastAsia="Times New Roman"/>
-                <w:b/>
-                <w:sz w:val="22"/>
-              </w:rPr>
-              <w:t>Команда</w:t>
-            </w:r>
-          </w:p>
-        </w:tc>
-        <w:tc>
-          <w:tcPr>
-            <w:tcW w:type="dxa" w:w="6236"/>
-            <w:vAlign w:val="center"/>
-            <w:shd w:fill="D9EAF7"/>
-          </w:tcPr>
-          <w:p>
-            <w:pPr>
-              <w:jc w:val="center"/>
-            </w:pPr>
-            <w:r>
-              <w:rPr>
-                <w:rFonts w:ascii="Times New Roman" w:hAnsi="Times New Roman" w:eastAsia="Times New Roman"/>
-                <w:b/>
-                <w:sz w:val="22"/>
-              </w:rPr>
-              <w:t>Назначение</w:t>
-            </w:r>
-          </w:p>
-        </w:tc>
-      </w:tr>
-      <w:tr>
-        <w:tc>
-          <w:tcPr>
-            <w:tcW w:type="dxa" w:w="3005"/>
-            <w:vAlign w:val="center"/>
-          </w:tcPr>
-          <w:p>
-            <w:pPr>
-              <w:spacing w:after="40" w:before="40"/>
-              <w:jc w:val="center"/>
-            </w:pPr>
-            <w:r>
-              <w:rPr>
-                <w:rFonts w:ascii="Times New Roman" w:hAnsi="Times New Roman" w:eastAsia="Times New Roman"/>
-                <w:sz w:val="20"/>
-              </w:rPr>
-              <w:t>git init</w:t>
-            </w:r>
-          </w:p>
-        </w:tc>
-        <w:tc>
-          <w:tcPr>
-            <w:tcW w:type="dxa" w:w="6236"/>
-            <w:vAlign w:val="center"/>
-          </w:tcPr>
-          <w:p>
-            <w:pPr>
-              <w:spacing w:after="40" w:before="40"/>
-              <w:jc w:val="left"/>
-            </w:pPr>
-            <w:r>
-              <w:rPr>
-                <w:rFonts w:ascii="Times New Roman" w:hAnsi="Times New Roman" w:eastAsia="Times New Roman"/>
-                <w:sz w:val="20"/>
-              </w:rPr>
-              <w:t>создание локального репозитория</w:t>
-            </w:r>
-          </w:p>
-        </w:tc>
-      </w:tr>
-      <w:tr>
-        <w:tc>
-          <w:tcPr>
-            <w:tcW w:type="dxa" w:w="3005"/>
-            <w:vAlign w:val="center"/>
-          </w:tcPr>
-          <w:p>
-            <w:pPr>
-              <w:spacing w:after="40" w:before="40"/>
-              <w:jc w:val="center"/>
-            </w:pPr>
-            <w:r>
-              <w:rPr>
-                <w:rFonts w:ascii="Times New Roman" w:hAnsi="Times New Roman" w:eastAsia="Times New Roman"/>
-                <w:sz w:val="20"/>
-              </w:rPr>
-              <w:t>git status</w:t>
-            </w:r>
-          </w:p>
-        </w:tc>
-        <w:tc>
-          <w:tcPr>
-            <w:tcW w:type="dxa" w:w="6236"/>
-            <w:vAlign w:val="center"/>
-          </w:tcPr>
-          <w:p>
-            <w:pPr>
-              <w:spacing w:after="40" w:before="40"/>
-              <w:jc w:val="left"/>
-            </w:pPr>
-            <w:r>
-              <w:rPr>
-                <w:rFonts w:ascii="Times New Roman" w:hAnsi="Times New Roman" w:eastAsia="Times New Roman"/>
-                <w:sz w:val="20"/>
-              </w:rPr>
-              <w:t>проверка состояния рабочей директории и индекса</w:t>
-            </w:r>
-          </w:p>
-        </w:tc>
-      </w:tr>
-      <w:tr>
-        <w:tc>
-          <w:tcPr>
-            <w:tcW w:type="dxa" w:w="3005"/>
-            <w:vAlign w:val="center"/>
-          </w:tcPr>
-          <w:p>
-            <w:pPr>
-              <w:spacing w:after="40" w:before="40"/>
-              <w:jc w:val="center"/>
-            </w:pPr>
-            <w:r>
-              <w:rPr>
-                <w:rFonts w:ascii="Times New Roman" w:hAnsi="Times New Roman" w:eastAsia="Times New Roman"/>
-                <w:sz w:val="20"/>
-              </w:rPr>
-              <w:t>git add</w:t>
-            </w:r>
-          </w:p>
-        </w:tc>
-        <w:tc>
-          <w:tcPr>
-            <w:tcW w:type="dxa" w:w="6236"/>
-            <w:vAlign w:val="center"/>
-          </w:tcPr>
-          <w:p>
-            <w:pPr>
-              <w:spacing w:after="40" w:before="40"/>
-              <w:jc w:val="left"/>
-            </w:pPr>
-            <w:r>
-              <w:rPr>
-                <w:rFonts w:ascii="Times New Roman" w:hAnsi="Times New Roman" w:eastAsia="Times New Roman"/>
-                <w:sz w:val="20"/>
-              </w:rPr>
-              <w:t>добавление изменений в индекс</w:t>
-            </w:r>
-          </w:p>
-        </w:tc>
-      </w:tr>
-      <w:tr>
-        <w:tc>
-          <w:tcPr>
-            <w:tcW w:type="dxa" w:w="3005"/>
-            <w:vAlign w:val="center"/>
-          </w:tcPr>
-          <w:p>
-            <w:pPr>
-              <w:spacing w:after="40" w:before="40"/>
-              <w:jc w:val="center"/>
-            </w:pPr>
-            <w:r>
-              <w:rPr>
-                <w:rFonts w:ascii="Times New Roman" w:hAnsi="Times New Roman" w:eastAsia="Times New Roman"/>
-                <w:sz w:val="20"/>
-              </w:rPr>
-              <w:t>git commit</w:t>
-            </w:r>
-          </w:p>
-        </w:tc>
-        <w:tc>
-          <w:tcPr>
-            <w:tcW w:type="dxa" w:w="6236"/>
-            <w:vAlign w:val="center"/>
-          </w:tcPr>
-          <w:p>
-            <w:pPr>
-              <w:spacing w:after="40" w:before="40"/>
-              <w:jc w:val="left"/>
-            </w:pPr>
-            <w:r>
-              <w:rPr>
-                <w:rFonts w:ascii="Times New Roman" w:hAnsi="Times New Roman" w:eastAsia="Times New Roman"/>
-                <w:sz w:val="20"/>
-              </w:rPr>
-              <w:t>фиксация подготовленного состояния</w:t>
-            </w:r>
-          </w:p>
-        </w:tc>
-      </w:tr>
-      <w:tr>
-        <w:tc>
-          <w:tcPr>
-            <w:tcW w:type="dxa" w:w="3005"/>
-            <w:vAlign w:val="center"/>
-          </w:tcPr>
-          <w:p>
-            <w:pPr>
-              <w:spacing w:after="40" w:before="40"/>
-              <w:jc w:val="center"/>
-            </w:pPr>
-            <w:r>
-              <w:rPr>
-                <w:rFonts w:ascii="Times New Roman" w:hAnsi="Times New Roman" w:eastAsia="Times New Roman"/>
-                <w:sz w:val="20"/>
-              </w:rPr>
-              <w:t>git switch -c</w:t>
-            </w:r>
-          </w:p>
-        </w:tc>
-        <w:tc>
-          <w:tcPr>
-            <w:tcW w:type="dxa" w:w="6236"/>
-            <w:vAlign w:val="center"/>
-          </w:tcPr>
-          <w:p>
-            <w:pPr>
-              <w:spacing w:after="40" w:before="40"/>
-              <w:jc w:val="left"/>
-            </w:pPr>
-            <w:r>
-              <w:rPr>
-                <w:rFonts w:ascii="Times New Roman" w:hAnsi="Times New Roman" w:eastAsia="Times New Roman"/>
-                <w:sz w:val="20"/>
-              </w:rPr>
-              <w:t>создание ветви и переключение на неё</w:t>
-            </w:r>
-          </w:p>
-        </w:tc>
-      </w:tr>
-      <w:tr>
-        <w:tc>
-          <w:tcPr>
-            <w:tcW w:type="dxa" w:w="3005"/>
-            <w:vAlign w:val="center"/>
-          </w:tcPr>
-          <w:p>
-            <w:pPr>
-              <w:spacing w:after="40" w:before="40"/>
-              <w:jc w:val="center"/>
-            </w:pPr>
-            <w:r>
-              <w:rPr>
-                <w:rFonts w:ascii="Times New Roman" w:hAnsi="Times New Roman" w:eastAsia="Times New Roman"/>
-                <w:sz w:val="20"/>
-              </w:rPr>
-              <w:t>git diff</w:t>
-            </w:r>
-          </w:p>
-        </w:tc>
-        <w:tc>
-          <w:tcPr>
-            <w:tcW w:type="dxa" w:w="6236"/>
-            <w:vAlign w:val="center"/>
-          </w:tcPr>
-          <w:p>
-            <w:pPr>
-              <w:spacing w:after="40" w:before="40"/>
-              <w:jc w:val="left"/>
-            </w:pPr>
-            <w:r>
-              <w:rPr>
-                <w:rFonts w:ascii="Times New Roman" w:hAnsi="Times New Roman" w:eastAsia="Times New Roman"/>
-                <w:sz w:val="20"/>
-              </w:rPr>
-              <w:t>сравнение изменений между ветвями</w:t>
-            </w:r>
-          </w:p>
-        </w:tc>
-      </w:tr>
-      <w:tr>
-        <w:tc>
-          <w:tcPr>
-            <w:tcW w:type="dxa" w:w="3005"/>
-            <w:vAlign w:val="center"/>
-          </w:tcPr>
-          <w:p>
-            <w:pPr>
-              <w:spacing w:after="40" w:before="40"/>
-              <w:jc w:val="center"/>
-            </w:pPr>
-            <w:r>
-              <w:rPr>
-                <w:rFonts w:ascii="Times New Roman" w:hAnsi="Times New Roman" w:eastAsia="Times New Roman"/>
-                <w:sz w:val="20"/>
-              </w:rPr>
-              <w:t>git merge</w:t>
-            </w:r>
-          </w:p>
-        </w:tc>
-        <w:tc>
-          <w:tcPr>
-            <w:tcW w:type="dxa" w:w="6236"/>
-            <w:vAlign w:val="center"/>
-          </w:tcPr>
-          <w:p>
-            <w:pPr>
-              <w:spacing w:after="40" w:before="40"/>
-              <w:jc w:val="left"/>
-            </w:pPr>
-            <w:r>
-              <w:rPr>
-                <w:rFonts w:ascii="Times New Roman" w:hAnsi="Times New Roman" w:eastAsia="Times New Roman"/>
-                <w:sz w:val="20"/>
-              </w:rPr>
-              <w:t>слияние ветвей</w:t>
-            </w:r>
-          </w:p>
-        </w:tc>
-      </w:tr>
-      <w:tr>
-        <w:tc>
-          <w:tcPr>
-            <w:tcW w:type="dxa" w:w="3005"/>
-            <w:vAlign w:val="center"/>
-          </w:tcPr>
-          <w:p>
-            <w:pPr>
-              <w:spacing w:after="40" w:before="40"/>
-              <w:jc w:val="center"/>
-            </w:pPr>
-            <w:r>
-              <w:rPr>
-                <w:rFonts w:ascii="Times New Roman" w:hAnsi="Times New Roman" w:eastAsia="Times New Roman"/>
-                <w:sz w:val="20"/>
-              </w:rPr>
-              <w:t>git log --oneline --graph --all</w:t>
-            </w:r>
-          </w:p>
-        </w:tc>
-        <w:tc>
-          <w:tcPr>
-            <w:tcW w:type="dxa" w:w="6236"/>
-            <w:vAlign w:val="center"/>
-          </w:tcPr>
-          <w:p>
-            <w:pPr>
-              <w:spacing w:after="40" w:before="40"/>
-              <w:jc w:val="left"/>
-            </w:pPr>
-            <w:r>
-              <w:rPr>
-                <w:rFonts w:ascii="Times New Roman" w:hAnsi="Times New Roman" w:eastAsia="Times New Roman"/>
-                <w:sz w:val="20"/>
-              </w:rPr>
-              <w:t>просмотр истории коммитов в виде графа</w:t>
-            </w:r>
-          </w:p>
-        </w:tc>
-      </w:tr>
-      <w:tr>
-        <w:tc>
-          <w:tcPr>
-            <w:tcW w:type="dxa" w:w="3005"/>
-            <w:vAlign w:val="center"/>
-          </w:tcPr>
-          <w:p>
-            <w:pPr>
-              <w:spacing w:after="40" w:before="40"/>
-              <w:jc w:val="center"/>
-            </w:pPr>
-            <w:r>
-              <w:rPr>
-                <w:rFonts w:ascii="Times New Roman" w:hAnsi="Times New Roman" w:eastAsia="Times New Roman"/>
-                <w:sz w:val="20"/>
-              </w:rPr>
-              <w:t>git restore --source</w:t>
-            </w:r>
-          </w:p>
-        </w:tc>
-        <w:tc>
-          <w:tcPr>
-            <w:tcW w:type="dxa" w:w="6236"/>
-            <w:vAlign w:val="center"/>
-          </w:tcPr>
-          <w:p>
-            <w:pPr>
-              <w:spacing w:after="40" w:before="40"/>
-              <w:jc w:val="left"/>
-            </w:pPr>
-            <w:r>
-              <w:rPr>
-                <w:rFonts w:ascii="Times New Roman" w:hAnsi="Times New Roman" w:eastAsia="Times New Roman"/>
-                <w:sz w:val="20"/>
-              </w:rPr>
-              <w:t>восстановление файла из указанного коммита</w:t>
-            </w:r>
-          </w:p>
-        </w:tc>
-      </w:tr>
-    </w:tbl>
-    <w:p>
-      <w:pPr>
-        <w:spacing w:after="60"/>
-      </w:pPr>
-    </w:p>
-    <w:p>
-      <w:pPr>
-        <w:keepNext/>
-        <w:spacing w:before="240" w:after="120"/>
-      </w:pPr>
-      <w:r>
-        <w:rPr>
-          <w:rFonts w:ascii="Times New Roman" w:hAnsi="Times New Roman" w:eastAsia="Times New Roman"/>
-          <w:b/>
-          <w:sz w:val="28"/>
-        </w:rPr>
-        <w:t>5.3 Работа с глобальным репозиторием</w:t>
-      </w:r>
-    </w:p>
-    <w:p>
-      <w:pPr>
-        <w:spacing w:line="360" w:lineRule="auto" w:after="0" w:before="0"/>
-        <w:ind w:firstLine="709"/>
-        <w:jc w:val="both"/>
-      </w:pPr>
-      <w:r>
-        <w:rPr>
-          <w:rFonts w:ascii="Times New Roman" w:hAnsi="Times New Roman" w:eastAsia="Times New Roman"/>
-          <w:b w:val="0"/>
-          <w:sz w:val="28"/>
-        </w:rPr>
-        <w:t>Во второй части работы рассмотрены системы контроля версий CVS, SVN и Git, а также глобальные репозитории, поддерживающие Git. В качестве сервиса для удалённого хранения и совместной разработки выбран GitHub.</w:t>
-      </w:r>
-    </w:p>
-    <w:p>
-      <w:pPr>
-        <w:keepNext/>
-        <w:spacing w:before="240" w:after="120"/>
-      </w:pPr>
-      <w:r>
-        <w:rPr>
-          <w:rFonts w:ascii="Times New Roman" w:hAnsi="Times New Roman" w:eastAsia="Times New Roman"/>
-          <w:b/>
-          <w:sz w:val="28"/>
-        </w:rPr>
-        <w:t>Сравнение CVS, SVN и Git</w:t>
-      </w:r>
-    </w:p>
-    <w:tbl>
-      <w:tblPr>
-        <w:tblW w:type="auto" w:w="0"/>
-        <w:jc w:val="center"/>
-        <w:tblLook w:firstColumn="1" w:firstRow="1" w:lastColumn="0" w:lastRow="0" w:noHBand="0" w:noVBand="1" w:val="04A0"/>
-        <w:tblBorders>
-          <w:top w:val="single" w:sz="4" w:color="D9D9D9"/>
-          <w:left w:val="single" w:sz="4" w:color="D9D9D9"/>
-          <w:bottom w:val="single" w:sz="4" w:color="D9D9D9"/>
-          <w:right w:val="single" w:sz="4" w:color="D9D9D9"/>
-          <w:insideH w:val="single" w:sz="4" w:color="D9D9D9"/>
-          <w:insideV w:val="single" w:sz="4" w:color="D9D9D9"/>
-        </w:tblBorders>
+        <w:tblLayout w:type="fixed"/>
+        <w:tblLook w:val="0400"/>
       </w:tblPr>
       <w:tblGrid>
         <w:gridCol w:w="2339"/>
         <w:gridCol w:w="2339"/>
         <w:gridCol w:w="2339"/>
         <w:gridCol w:w="2339"/>
+        <w:tblGridChange w:id="0">
+          <w:tblGrid>
+            <w:gridCol w:w="2339"/>
+            <w:gridCol w:w="2339"/>
+            <w:gridCol w:w="2339"/>
+            <w:gridCol w:w="2339"/>
+          </w:tblGrid>
+        </w:tblGridChange>
       </w:tblGrid>
       <w:tr>
-        <w:tc>
-          <w:tcPr>
-            <w:tcW w:type="dxa" w:w="2041"/>
+        <w:trPr>
+          <w:cantSplit w:val="0"/>
+          <w:tblHeader w:val="0"/>
+        </w:trPr>
+        <w:tc>
+          <w:tcPr>
+            <w:shd w:fill="ffffff" w:val="clear"/>
             <w:vAlign w:val="center"/>
-            <w:shd w:fill="D9EAF7"/>
           </w:tcPr>
           <w:p>
             <w:pPr>
               <w:jc w:val="center"/>
-            </w:pPr>
-            <w:r>
-              <w:rPr>
-                <w:rFonts w:ascii="Times New Roman" w:hAnsi="Times New Roman" w:eastAsia="Times New Roman"/>
-                <w:b/>
+              <w:rPr/>
+            </w:pPr>
+            <w:r>
+              <w:rPr>
+                <w:rFonts w:ascii="Times New Roman" w:cs="Times New Roman" w:eastAsia="Times New Roman" w:hAnsi="Times New Roman"/>
+                <w:b w:val="1"/>
+                <w:bCs w:val="1"/>
                 <w:sz w:val="22"/>
-              </w:rPr>
-              <w:t>Характеристика</w:t>
-            </w:r>
-          </w:p>
-        </w:tc>
-        <w:tc>
-          <w:tcPr>
-            <w:tcW w:type="dxa" w:w="2381"/>
+                <w:szCs w:val="22"/>
+                <w:rtl w:val="0"/>
+              </w:rPr>
+              <w:t xml:space="preserve">Характеристика</w:t>
+            </w:r>
+            <w:r>
+              <w:rPr>
+                <w:rtl w:val="0"/>
+              </w:rPr>
+            </w:r>
+          </w:p>
+        </w:tc>
+        <w:tc>
+          <w:tcPr>
+            <w:shd w:fill="ffffff" w:val="clear"/>
             <w:vAlign w:val="center"/>
-            <w:shd w:fill="D9EAF7"/>
           </w:tcPr>
           <w:p>
             <w:pPr>
               <w:jc w:val="center"/>
-            </w:pPr>
-            <w:r>
-              <w:rPr>
-                <w:rFonts w:ascii="Times New Roman" w:hAnsi="Times New Roman" w:eastAsia="Times New Roman"/>
-                <w:b/>
+              <w:rPr/>
+            </w:pPr>
+            <w:r>
+              <w:rPr>
+                <w:rFonts w:ascii="Times New Roman" w:cs="Times New Roman" w:eastAsia="Times New Roman" w:hAnsi="Times New Roman"/>
+                <w:b w:val="1"/>
+                <w:bCs w:val="1"/>
                 <w:sz w:val="22"/>
-              </w:rPr>
-              <w:t>CVS</w:t>
-            </w:r>
-          </w:p>
-        </w:tc>
-        <w:tc>
-          <w:tcPr>
-            <w:tcW w:type="dxa" w:w="2381"/>
+                <w:szCs w:val="22"/>
+                <w:rtl w:val="0"/>
+              </w:rPr>
+              <w:t xml:space="preserve">CVS</w:t>
+            </w:r>
+            <w:r>
+              <w:rPr>
+                <w:rtl w:val="0"/>
+              </w:rPr>
+            </w:r>
+          </w:p>
+        </w:tc>
+        <w:tc>
+          <w:tcPr>
+            <w:shd w:fill="ffffff" w:val="clear"/>
             <w:vAlign w:val="center"/>
-            <w:shd w:fill="D9EAF7"/>
           </w:tcPr>
           <w:p>
             <w:pPr>
               <w:jc w:val="center"/>
-            </w:pPr>
-            <w:r>
-              <w:rPr>
-                <w:rFonts w:ascii="Times New Roman" w:hAnsi="Times New Roman" w:eastAsia="Times New Roman"/>
-                <w:b/>
+              <w:rPr/>
+            </w:pPr>
+            <w:r>
+              <w:rPr>
+                <w:rFonts w:ascii="Times New Roman" w:cs="Times New Roman" w:eastAsia="Times New Roman" w:hAnsi="Times New Roman"/>
+                <w:b w:val="1"/>
+                <w:bCs w:val="1"/>
                 <w:sz w:val="22"/>
-              </w:rPr>
-              <w:t>SVN</w:t>
-            </w:r>
-          </w:p>
-        </w:tc>
-        <w:tc>
-          <w:tcPr>
-            <w:tcW w:type="dxa" w:w="2438"/>
+                <w:szCs w:val="22"/>
+                <w:rtl w:val="0"/>
+              </w:rPr>
+              <w:t xml:space="preserve">SVN</w:t>
+            </w:r>
+            <w:r>
+              <w:rPr>
+                <w:rtl w:val="0"/>
+              </w:rPr>
+            </w:r>
+          </w:p>
+        </w:tc>
+        <w:tc>
+          <w:tcPr>
+            <w:shd w:fill="ffffff" w:val="clear"/>
             <w:vAlign w:val="center"/>
-            <w:shd w:fill="D9EAF7"/>
           </w:tcPr>
           <w:p>
             <w:pPr>
               <w:jc w:val="center"/>
-            </w:pPr>
-            <w:r>
-              <w:rPr>
-                <w:rFonts w:ascii="Times New Roman" w:hAnsi="Times New Roman" w:eastAsia="Times New Roman"/>
-                <w:b/>
+              <w:rPr/>
+            </w:pPr>
+            <w:r>
+              <w:rPr>
+                <w:rFonts w:ascii="Times New Roman" w:cs="Times New Roman" w:eastAsia="Times New Roman" w:hAnsi="Times New Roman"/>
+                <w:b w:val="1"/>
+                <w:bCs w:val="1"/>
                 <w:sz w:val="22"/>
-              </w:rPr>
-              <w:t>Git</w:t>
+                <w:szCs w:val="22"/>
+                <w:rtl w:val="0"/>
+              </w:rPr>
+              <w:t xml:space="preserve">Git</w:t>
+            </w:r>
+            <w:r>
+              <w:rPr>
+                <w:rtl w:val="0"/>
+              </w:rPr>
             </w:r>
           </w:p>
         </w:tc>
       </w:tr>
       <w:tr>
-        <w:tc>
-          <w:tcPr>
-            <w:tcW w:type="dxa" w:w="2041"/>
+        <w:trPr>
+          <w:cantSplit w:val="0"/>
+          <w:tblHeader w:val="0"/>
+        </w:trPr>
+        <w:tc>
+          <w:tcPr>
             <w:vAlign w:val="center"/>
           </w:tcPr>
           <w:p>
             <w:pPr>
-              <w:spacing w:after="40" w:before="40"/>
+              <w:spacing w:after="40" w:before="40" w:lineRule="auto"/>
               <w:jc w:val="center"/>
-            </w:pPr>
-            <w:r>
-              <w:rPr>
-                <w:rFonts w:ascii="Times New Roman" w:hAnsi="Times New Roman" w:eastAsia="Times New Roman"/>
+              <w:rPr/>
+            </w:pPr>
+            <w:r>
+              <w:rPr>
+                <w:rFonts w:ascii="Times New Roman" w:cs="Times New Roman" w:eastAsia="Times New Roman" w:hAnsi="Times New Roman"/>
                 <w:sz w:val="20"/>
-              </w:rPr>
-              <w:t>Архитектура</w:t>
-            </w:r>
-          </w:p>
-        </w:tc>
-        <w:tc>
-          <w:tcPr>
-            <w:tcW w:type="dxa" w:w="2381"/>
+                <w:szCs w:val="20"/>
+                <w:rtl w:val="0"/>
+              </w:rPr>
+              <w:t xml:space="preserve">Архитектура</w:t>
+            </w:r>
+            <w:r>
+              <w:rPr>
+                <w:rtl w:val="0"/>
+              </w:rPr>
+            </w:r>
+          </w:p>
+        </w:tc>
+        <w:tc>
+          <w:tcPr>
             <w:vAlign w:val="center"/>
           </w:tcPr>
           <w:p>
             <w:pPr>
-              <w:spacing w:after="40" w:before="40"/>
+              <w:spacing w:after="40" w:before="40" w:lineRule="auto"/>
               <w:jc w:val="left"/>
-            </w:pPr>
-            <w:r>
-              <w:rPr>
-                <w:rFonts w:ascii="Times New Roman" w:hAnsi="Times New Roman" w:eastAsia="Times New Roman"/>
+              <w:rPr/>
+            </w:pPr>
+            <w:r>
+              <w:rPr>
+                <w:rFonts w:ascii="Times New Roman" w:cs="Times New Roman" w:eastAsia="Times New Roman" w:hAnsi="Times New Roman"/>
                 <w:sz w:val="20"/>
-              </w:rPr>
-              <w:t>централизованная</w:t>
-            </w:r>
-          </w:p>
-        </w:tc>
-        <w:tc>
-          <w:tcPr>
-            <w:tcW w:type="dxa" w:w="2381"/>
+                <w:szCs w:val="20"/>
+                <w:rtl w:val="0"/>
+              </w:rPr>
+              <w:t xml:space="preserve">централизованная</w:t>
+            </w:r>
+            <w:r>
+              <w:rPr>
+                <w:rtl w:val="0"/>
+              </w:rPr>
+            </w:r>
+          </w:p>
+        </w:tc>
+        <w:tc>
+          <w:tcPr>
             <w:vAlign w:val="center"/>
           </w:tcPr>
           <w:p>
             <w:pPr>
-              <w:spacing w:after="40" w:before="40"/>
+              <w:spacing w:after="40" w:before="40" w:lineRule="auto"/>
               <w:jc w:val="left"/>
-            </w:pPr>
-            <w:r>
-              <w:rPr>
-                <w:rFonts w:ascii="Times New Roman" w:hAnsi="Times New Roman" w:eastAsia="Times New Roman"/>
+              <w:rPr/>
+            </w:pPr>
+            <w:r>
+              <w:rPr>
+                <w:rFonts w:ascii="Times New Roman" w:cs="Times New Roman" w:eastAsia="Times New Roman" w:hAnsi="Times New Roman"/>
                 <w:sz w:val="20"/>
-              </w:rPr>
-              <w:t>централизованная</w:t>
-            </w:r>
-          </w:p>
-        </w:tc>
-        <w:tc>
-          <w:tcPr>
-            <w:tcW w:type="dxa" w:w="2438"/>
+                <w:szCs w:val="20"/>
+                <w:rtl w:val="0"/>
+              </w:rPr>
+              <w:t xml:space="preserve">централизованная</w:t>
+            </w:r>
+            <w:r>
+              <w:rPr>
+                <w:rtl w:val="0"/>
+              </w:rPr>
+            </w:r>
+          </w:p>
+        </w:tc>
+        <w:tc>
+          <w:tcPr>
             <w:vAlign w:val="center"/>
           </w:tcPr>
           <w:p>
             <w:pPr>
-              <w:spacing w:after="40" w:before="40"/>
+              <w:spacing w:after="40" w:before="40" w:lineRule="auto"/>
               <w:jc w:val="left"/>
-            </w:pPr>
-            <w:r>
-              <w:rPr>
-                <w:rFonts w:ascii="Times New Roman" w:hAnsi="Times New Roman" w:eastAsia="Times New Roman"/>
+              <w:rPr/>
+            </w:pPr>
+            <w:r>
+              <w:rPr>
+                <w:rFonts w:ascii="Times New Roman" w:cs="Times New Roman" w:eastAsia="Times New Roman" w:hAnsi="Times New Roman"/>
                 <w:sz w:val="20"/>
-              </w:rPr>
-              <w:t>распределённая</w:t>
+                <w:szCs w:val="20"/>
+                <w:rtl w:val="0"/>
+              </w:rPr>
+              <w:t xml:space="preserve">распределённая</w:t>
+            </w:r>
+            <w:r>
+              <w:rPr>
+                <w:rtl w:val="0"/>
+              </w:rPr>
             </w:r>
           </w:p>
         </w:tc>
       </w:tr>
       <w:tr>
-        <w:tc>
-          <w:tcPr>
-            <w:tcW w:type="dxa" w:w="2041"/>
+        <w:trPr>
+          <w:cantSplit w:val="0"/>
+          <w:tblHeader w:val="0"/>
+        </w:trPr>
+        <w:tc>
+          <w:tcPr>
             <w:vAlign w:val="center"/>
           </w:tcPr>
           <w:p>
             <w:pPr>
-              <w:spacing w:after="40" w:before="40"/>
+              <w:spacing w:after="40" w:before="40" w:lineRule="auto"/>
               <w:jc w:val="center"/>
-            </w:pPr>
-            <w:r>
-              <w:rPr>
-                <w:rFonts w:ascii="Times New Roman" w:hAnsi="Times New Roman" w:eastAsia="Times New Roman"/>
+              <w:rPr/>
+            </w:pPr>
+            <w:r>
+              <w:rPr>
+                <w:rFonts w:ascii="Times New Roman" w:cs="Times New Roman" w:eastAsia="Times New Roman" w:hAnsi="Times New Roman"/>
                 <w:sz w:val="20"/>
-              </w:rPr>
-              <w:t>Хранение истории</w:t>
-            </w:r>
-          </w:p>
-        </w:tc>
-        <w:tc>
-          <w:tcPr>
-            <w:tcW w:type="dxa" w:w="2381"/>
+                <w:szCs w:val="20"/>
+                <w:rtl w:val="0"/>
+              </w:rPr>
+              <w:t xml:space="preserve">Хранение истории</w:t>
+            </w:r>
+            <w:r>
+              <w:rPr>
+                <w:rtl w:val="0"/>
+              </w:rPr>
+            </w:r>
+          </w:p>
+        </w:tc>
+        <w:tc>
+          <w:tcPr>
             <w:vAlign w:val="center"/>
           </w:tcPr>
           <w:p>
             <w:pPr>
-              <w:spacing w:after="40" w:before="40"/>
+              <w:spacing w:after="40" w:before="40" w:lineRule="auto"/>
               <w:jc w:val="left"/>
-            </w:pPr>
-            <w:r>
-              <w:rPr>
-                <w:rFonts w:ascii="Times New Roman" w:hAnsi="Times New Roman" w:eastAsia="Times New Roman"/>
+              <w:rPr/>
+            </w:pPr>
+            <w:r>
+              <w:rPr>
+                <w:rFonts w:ascii="Times New Roman" w:cs="Times New Roman" w:eastAsia="Times New Roman" w:hAnsi="Times New Roman"/>
                 <w:sz w:val="20"/>
-              </w:rPr>
-              <w:t>на центральном сервере</w:t>
-            </w:r>
-          </w:p>
-        </w:tc>
-        <w:tc>
-          <w:tcPr>
-            <w:tcW w:type="dxa" w:w="2381"/>
+                <w:szCs w:val="20"/>
+                <w:rtl w:val="0"/>
+              </w:rPr>
+              <w:t xml:space="preserve">на центральном сервере</w:t>
+            </w:r>
+            <w:r>
+              <w:rPr>
+                <w:rtl w:val="0"/>
+              </w:rPr>
+            </w:r>
+          </w:p>
+        </w:tc>
+        <w:tc>
+          <w:tcPr>
             <w:vAlign w:val="center"/>
           </w:tcPr>
           <w:p>
             <w:pPr>
-              <w:spacing w:after="40" w:before="40"/>
+              <w:spacing w:after="40" w:before="40" w:lineRule="auto"/>
               <w:jc w:val="left"/>
-            </w:pPr>
-            <w:r>
-              <w:rPr>
-                <w:rFonts w:ascii="Times New Roman" w:hAnsi="Times New Roman" w:eastAsia="Times New Roman"/>
+              <w:rPr/>
+            </w:pPr>
+            <w:r>
+              <w:rPr>
+                <w:rFonts w:ascii="Times New Roman" w:cs="Times New Roman" w:eastAsia="Times New Roman" w:hAnsi="Times New Roman"/>
                 <w:sz w:val="20"/>
-              </w:rPr>
-              <w:t>на центральном сервере</w:t>
-            </w:r>
-          </w:p>
-        </w:tc>
-        <w:tc>
-          <w:tcPr>
-            <w:tcW w:type="dxa" w:w="2438"/>
+                <w:szCs w:val="20"/>
+                <w:rtl w:val="0"/>
+              </w:rPr>
+              <w:t xml:space="preserve">на центральном сервере</w:t>
+            </w:r>
+            <w:r>
+              <w:rPr>
+                <w:rtl w:val="0"/>
+              </w:rPr>
+            </w:r>
+          </w:p>
+        </w:tc>
+        <w:tc>
+          <w:tcPr>
             <w:vAlign w:val="center"/>
           </w:tcPr>
           <w:p>
             <w:pPr>
-              <w:spacing w:after="40" w:before="40"/>
+              <w:spacing w:after="40" w:before="40" w:lineRule="auto"/>
               <w:jc w:val="left"/>
-            </w:pPr>
-            <w:r>
-              <w:rPr>
-                <w:rFonts w:ascii="Times New Roman" w:hAnsi="Times New Roman" w:eastAsia="Times New Roman"/>
+              <w:rPr/>
+            </w:pPr>
+            <w:r>
+              <w:rPr>
+                <w:rFonts w:ascii="Times New Roman" w:cs="Times New Roman" w:eastAsia="Times New Roman" w:hAnsi="Times New Roman"/>
                 <w:sz w:val="20"/>
-              </w:rPr>
-              <w:t>полная копия у каждого разработчика</w:t>
+                <w:szCs w:val="20"/>
+                <w:rtl w:val="0"/>
+              </w:rPr>
+              <w:t xml:space="preserve">полная копия у каждого разработчика</w:t>
+            </w:r>
+            <w:r>
+              <w:rPr>
+                <w:rtl w:val="0"/>
+              </w:rPr>
             </w:r>
           </w:p>
         </w:tc>
       </w:tr>
       <w:tr>
-        <w:tc>
-          <w:tcPr>
-            <w:tcW w:type="dxa" w:w="2041"/>
+        <w:trPr>
+          <w:cantSplit w:val="0"/>
+          <w:tblHeader w:val="0"/>
+        </w:trPr>
+        <w:tc>
+          <w:tcPr>
             <w:vAlign w:val="center"/>
           </w:tcPr>
           <w:p>
             <w:pPr>
-              <w:spacing w:after="40" w:before="40"/>
+              <w:spacing w:after="40" w:before="40" w:lineRule="auto"/>
               <w:jc w:val="center"/>
-            </w:pPr>
-            <w:r>
-              <w:rPr>
-                <w:rFonts w:ascii="Times New Roman" w:hAnsi="Times New Roman" w:eastAsia="Times New Roman"/>
+              <w:rPr/>
+            </w:pPr>
+            <w:r>
+              <w:rPr>
+                <w:rFonts w:ascii="Times New Roman" w:cs="Times New Roman" w:eastAsia="Times New Roman" w:hAnsi="Times New Roman"/>
                 <w:sz w:val="20"/>
-              </w:rPr>
-              <w:t>Работа без сети</w:t>
-            </w:r>
-          </w:p>
-        </w:tc>
-        <w:tc>
-          <w:tcPr>
-            <w:tcW w:type="dxa" w:w="2381"/>
+                <w:szCs w:val="20"/>
+                <w:rtl w:val="0"/>
+              </w:rPr>
+              <w:t xml:space="preserve">Работа без сети</w:t>
+            </w:r>
+            <w:r>
+              <w:rPr>
+                <w:rtl w:val="0"/>
+              </w:rPr>
+            </w:r>
+          </w:p>
+        </w:tc>
+        <w:tc>
+          <w:tcPr>
             <w:vAlign w:val="center"/>
           </w:tcPr>
           <w:p>
             <w:pPr>
-              <w:spacing w:after="40" w:before="40"/>
+              <w:spacing w:after="40" w:before="40" w:lineRule="auto"/>
               <w:jc w:val="left"/>
-            </w:pPr>
-            <w:r>
-              <w:rPr>
-                <w:rFonts w:ascii="Times New Roman" w:hAnsi="Times New Roman" w:eastAsia="Times New Roman"/>
+              <w:rPr/>
+            </w:pPr>
+            <w:r>
+              <w:rPr>
+                <w:rFonts w:ascii="Times New Roman" w:cs="Times New Roman" w:eastAsia="Times New Roman" w:hAnsi="Times New Roman"/>
                 <w:sz w:val="20"/>
-              </w:rPr>
-              <w:t>практически невозможна</w:t>
-            </w:r>
-          </w:p>
-        </w:tc>
-        <w:tc>
-          <w:tcPr>
-            <w:tcW w:type="dxa" w:w="2381"/>
+                <w:szCs w:val="20"/>
+                <w:rtl w:val="0"/>
+              </w:rPr>
+              <w:t xml:space="preserve">практически невозможна</w:t>
+            </w:r>
+            <w:r>
+              <w:rPr>
+                <w:rtl w:val="0"/>
+              </w:rPr>
+            </w:r>
+          </w:p>
+        </w:tc>
+        <w:tc>
+          <w:tcPr>
             <w:vAlign w:val="center"/>
           </w:tcPr>
           <w:p>
             <w:pPr>
-              <w:spacing w:after="40" w:before="40"/>
+              <w:spacing w:after="40" w:before="40" w:lineRule="auto"/>
               <w:jc w:val="left"/>
-            </w:pPr>
-            <w:r>
-              <w:rPr>
-                <w:rFonts w:ascii="Times New Roman" w:hAnsi="Times New Roman" w:eastAsia="Times New Roman"/>
+              <w:rPr/>
+            </w:pPr>
+            <w:r>
+              <w:rPr>
+                <w:rFonts w:ascii="Times New Roman" w:cs="Times New Roman" w:eastAsia="Times New Roman" w:hAnsi="Times New Roman"/>
                 <w:sz w:val="20"/>
-              </w:rPr>
-              <w:t>ограничена</w:t>
-            </w:r>
-          </w:p>
-        </w:tc>
-        <w:tc>
-          <w:tcPr>
-            <w:tcW w:type="dxa" w:w="2438"/>
+                <w:szCs w:val="20"/>
+                <w:rtl w:val="0"/>
+              </w:rPr>
+              <w:t xml:space="preserve">ограничена</w:t>
+            </w:r>
+            <w:r>
+              <w:rPr>
+                <w:rtl w:val="0"/>
+              </w:rPr>
+            </w:r>
+          </w:p>
+        </w:tc>
+        <w:tc>
+          <w:tcPr>
             <w:vAlign w:val="center"/>
           </w:tcPr>
           <w:p>
             <w:pPr>
-              <w:spacing w:after="40" w:before="40"/>
+              <w:spacing w:after="40" w:before="40" w:lineRule="auto"/>
               <w:jc w:val="left"/>
-            </w:pPr>
-            <w:r>
-              <w:rPr>
-                <w:rFonts w:ascii="Times New Roman" w:hAnsi="Times New Roman" w:eastAsia="Times New Roman"/>
+              <w:rPr/>
+            </w:pPr>
+            <w:r>
+              <w:rPr>
+                <w:rFonts w:ascii="Times New Roman" w:cs="Times New Roman" w:eastAsia="Times New Roman" w:hAnsi="Times New Roman"/>
                 <w:sz w:val="20"/>
-              </w:rPr>
-              <w:t>доступны коммиты, ветви и просмотр истории</w:t>
+                <w:szCs w:val="20"/>
+                <w:rtl w:val="0"/>
+              </w:rPr>
+              <w:t xml:space="preserve">доступны коммиты, ветви и просмотр истории</w:t>
+            </w:r>
+            <w:r>
+              <w:rPr>
+                <w:rtl w:val="0"/>
+              </w:rPr>
             </w:r>
           </w:p>
         </w:tc>
       </w:tr>
       <w:tr>
-        <w:tc>
-          <w:tcPr>
-            <w:tcW w:type="dxa" w:w="2041"/>
+        <w:trPr>
+          <w:cantSplit w:val="0"/>
+          <w:tblHeader w:val="0"/>
+        </w:trPr>
+        <w:tc>
+          <w:tcPr>
             <w:vAlign w:val="center"/>
           </w:tcPr>
           <w:p>
             <w:pPr>
-              <w:spacing w:after="40" w:before="40"/>
+              <w:spacing w:after="40" w:before="40" w:lineRule="auto"/>
               <w:jc w:val="center"/>
-            </w:pPr>
-            <w:r>
-              <w:rPr>
-                <w:rFonts w:ascii="Times New Roman" w:hAnsi="Times New Roman" w:eastAsia="Times New Roman"/>
+              <w:rPr/>
+            </w:pPr>
+            <w:r>
+              <w:rPr>
+                <w:rFonts w:ascii="Times New Roman" w:cs="Times New Roman" w:eastAsia="Times New Roman" w:hAnsi="Times New Roman"/>
                 <w:sz w:val="20"/>
-              </w:rPr>
-              <w:t>Ветвление</w:t>
-            </w:r>
-          </w:p>
-        </w:tc>
-        <w:tc>
-          <w:tcPr>
-            <w:tcW w:type="dxa" w:w="2381"/>
+                <w:szCs w:val="20"/>
+                <w:rtl w:val="0"/>
+              </w:rPr>
+              <w:t xml:space="preserve">Ветвление</w:t>
+            </w:r>
+            <w:r>
+              <w:rPr>
+                <w:rtl w:val="0"/>
+              </w:rPr>
+            </w:r>
+          </w:p>
+        </w:tc>
+        <w:tc>
+          <w:tcPr>
             <w:vAlign w:val="center"/>
           </w:tcPr>
           <w:p>
             <w:pPr>
-              <w:spacing w:after="40" w:before="40"/>
+              <w:spacing w:after="40" w:before="40" w:lineRule="auto"/>
               <w:jc w:val="left"/>
-            </w:pPr>
-            <w:r>
-              <w:rPr>
-                <w:rFonts w:ascii="Times New Roman" w:hAnsi="Times New Roman" w:eastAsia="Times New Roman"/>
+              <w:rPr/>
+            </w:pPr>
+            <w:r>
+              <w:rPr>
+                <w:rFonts w:ascii="Times New Roman" w:cs="Times New Roman" w:eastAsia="Times New Roman" w:hAnsi="Times New Roman"/>
                 <w:sz w:val="20"/>
-              </w:rPr>
-              <w:t>поддерживается, но используется ограниченно</w:t>
-            </w:r>
-          </w:p>
-        </w:tc>
-        <w:tc>
-          <w:tcPr>
-            <w:tcW w:type="dxa" w:w="2381"/>
+                <w:szCs w:val="20"/>
+                <w:rtl w:val="0"/>
+              </w:rPr>
+              <w:t xml:space="preserve">поддерживается, но используется ограниченно</w:t>
+            </w:r>
+            <w:r>
+              <w:rPr>
+                <w:rtl w:val="0"/>
+              </w:rPr>
+            </w:r>
+          </w:p>
+        </w:tc>
+        <w:tc>
+          <w:tcPr>
             <w:vAlign w:val="center"/>
           </w:tcPr>
           <w:p>
             <w:pPr>
-              <w:spacing w:after="40" w:before="40"/>
+              <w:spacing w:after="40" w:before="40" w:lineRule="auto"/>
               <w:jc w:val="left"/>
-            </w:pPr>
-            <w:r>
-              <w:rPr>
-                <w:rFonts w:ascii="Times New Roman" w:hAnsi="Times New Roman" w:eastAsia="Times New Roman"/>
+              <w:rPr/>
+            </w:pPr>
+            <w:r>
+              <w:rPr>
+                <w:rFonts w:ascii="Times New Roman" w:cs="Times New Roman" w:eastAsia="Times New Roman" w:hAnsi="Times New Roman"/>
                 <w:sz w:val="20"/>
-              </w:rPr>
-              <w:t>поддерживается</w:t>
-            </w:r>
-          </w:p>
-        </w:tc>
-        <w:tc>
-          <w:tcPr>
-            <w:tcW w:type="dxa" w:w="2438"/>
+                <w:szCs w:val="20"/>
+                <w:rtl w:val="0"/>
+              </w:rPr>
+              <w:t xml:space="preserve">поддерживается</w:t>
+            </w:r>
+            <w:r>
+              <w:rPr>
+                <w:rtl w:val="0"/>
+              </w:rPr>
+            </w:r>
+          </w:p>
+        </w:tc>
+        <w:tc>
+          <w:tcPr>
             <w:vAlign w:val="center"/>
           </w:tcPr>
           <w:p>
             <w:pPr>
-              <w:spacing w:after="40" w:before="40"/>
+              <w:spacing w:after="40" w:before="40" w:lineRule="auto"/>
               <w:jc w:val="left"/>
-            </w:pPr>
-            <w:r>
-              <w:rPr>
-                <w:rFonts w:ascii="Times New Roman" w:hAnsi="Times New Roman" w:eastAsia="Times New Roman"/>
+              <w:rPr/>
+            </w:pPr>
+            <w:r>
+              <w:rPr>
+                <w:rFonts w:ascii="Times New Roman" w:cs="Times New Roman" w:eastAsia="Times New Roman" w:hAnsi="Times New Roman"/>
                 <w:sz w:val="20"/>
-              </w:rPr>
-              <w:t>лёгкая и стандартная операция</w:t>
+                <w:szCs w:val="20"/>
+                <w:rtl w:val="0"/>
+              </w:rPr>
+              <w:t xml:space="preserve">лёгкая и стандартная операция</w:t>
+            </w:r>
+            <w:r>
+              <w:rPr>
+                <w:rtl w:val="0"/>
+              </w:rPr>
             </w:r>
           </w:p>
         </w:tc>
       </w:tr>
       <w:tr>
-        <w:tc>
-          <w:tcPr>
-            <w:tcW w:type="dxa" w:w="2041"/>
+        <w:trPr>
+          <w:cantSplit w:val="0"/>
+          <w:tblHeader w:val="0"/>
+        </w:trPr>
+        <w:tc>
+          <w:tcPr>
             <w:vAlign w:val="center"/>
           </w:tcPr>
           <w:p>
             <w:pPr>
-              <w:spacing w:after="40" w:before="40"/>
+              <w:spacing w:after="40" w:before="40" w:lineRule="auto"/>
               <w:jc w:val="center"/>
-            </w:pPr>
-            <w:r>
-              <w:rPr>
-                <w:rFonts w:ascii="Times New Roman" w:hAnsi="Times New Roman" w:eastAsia="Times New Roman"/>
+              <w:rPr/>
+            </w:pPr>
+            <w:r>
+              <w:rPr>
+                <w:rFonts w:ascii="Times New Roman" w:cs="Times New Roman" w:eastAsia="Times New Roman" w:hAnsi="Times New Roman"/>
                 <w:sz w:val="20"/>
-              </w:rPr>
-              <w:t>Обмен изменениями</w:t>
-            </w:r>
-          </w:p>
-        </w:tc>
-        <w:tc>
-          <w:tcPr>
-            <w:tcW w:type="dxa" w:w="2381"/>
+                <w:szCs w:val="20"/>
+                <w:rtl w:val="0"/>
+              </w:rPr>
+              <w:t xml:space="preserve">Обмен изменениями</w:t>
+            </w:r>
+            <w:r>
+              <w:rPr>
+                <w:rtl w:val="0"/>
+              </w:rPr>
+            </w:r>
+          </w:p>
+        </w:tc>
+        <w:tc>
+          <w:tcPr>
             <w:vAlign w:val="center"/>
           </w:tcPr>
           <w:p>
             <w:pPr>
-              <w:spacing w:after="40" w:before="40"/>
+              <w:spacing w:after="40" w:before="40" w:lineRule="auto"/>
               <w:jc w:val="left"/>
-            </w:pPr>
-            <w:r>
-              <w:rPr>
-                <w:rFonts w:ascii="Times New Roman" w:hAnsi="Times New Roman" w:eastAsia="Times New Roman"/>
+              <w:rPr/>
+            </w:pPr>
+            <w:r>
+              <w:rPr>
+                <w:rFonts w:ascii="Times New Roman" w:cs="Times New Roman" w:eastAsia="Times New Roman" w:hAnsi="Times New Roman"/>
                 <w:sz w:val="20"/>
-              </w:rPr>
-              <w:t>через центральный сервер</w:t>
-            </w:r>
-          </w:p>
-        </w:tc>
-        <w:tc>
-          <w:tcPr>
-            <w:tcW w:type="dxa" w:w="2381"/>
+                <w:szCs w:val="20"/>
+                <w:rtl w:val="0"/>
+              </w:rPr>
+              <w:t xml:space="preserve">через центральный сервер</w:t>
+            </w:r>
+            <w:r>
+              <w:rPr>
+                <w:rtl w:val="0"/>
+              </w:rPr>
+            </w:r>
+          </w:p>
+        </w:tc>
+        <w:tc>
+          <w:tcPr>
             <w:vAlign w:val="center"/>
           </w:tcPr>
           <w:p>
             <w:pPr>
-              <w:spacing w:after="40" w:before="40"/>
+              <w:spacing w:after="40" w:before="40" w:lineRule="auto"/>
               <w:jc w:val="left"/>
-            </w:pPr>
-            <w:r>
-              <w:rPr>
-                <w:rFonts w:ascii="Times New Roman" w:hAnsi="Times New Roman" w:eastAsia="Times New Roman"/>
+              <w:rPr/>
+            </w:pPr>
+            <w:r>
+              <w:rPr>
+                <w:rFonts w:ascii="Times New Roman" w:cs="Times New Roman" w:eastAsia="Times New Roman" w:hAnsi="Times New Roman"/>
                 <w:sz w:val="20"/>
-              </w:rPr>
-              <w:t>через центральный сервер</w:t>
-            </w:r>
-          </w:p>
-        </w:tc>
-        <w:tc>
-          <w:tcPr>
-            <w:tcW w:type="dxa" w:w="2438"/>
+                <w:szCs w:val="20"/>
+                <w:rtl w:val="0"/>
+              </w:rPr>
+              <w:t xml:space="preserve">через центральный сервер</w:t>
+            </w:r>
+            <w:r>
+              <w:rPr>
+                <w:rtl w:val="0"/>
+              </w:rPr>
+            </w:r>
+          </w:p>
+        </w:tc>
+        <w:tc>
+          <w:tcPr>
             <w:vAlign w:val="center"/>
           </w:tcPr>
           <w:p>
             <w:pPr>
-              <w:spacing w:after="40" w:before="40"/>
+              <w:spacing w:after="40" w:before="40" w:lineRule="auto"/>
               <w:jc w:val="left"/>
-            </w:pPr>
-            <w:r>
-              <w:rPr>
-                <w:rFonts w:ascii="Times New Roman" w:hAnsi="Times New Roman" w:eastAsia="Times New Roman"/>
+              <w:rPr/>
+            </w:pPr>
+            <w:r>
+              <w:rPr>
+                <w:rFonts w:ascii="Times New Roman" w:cs="Times New Roman" w:eastAsia="Times New Roman" w:hAnsi="Times New Roman"/>
                 <w:sz w:val="20"/>
-              </w:rPr>
-              <w:t>между локальными и удалёнными репозиториями</w:t>
+                <w:szCs w:val="20"/>
+                <w:rtl w:val="0"/>
+              </w:rPr>
+              <w:t xml:space="preserve">между локальными и удалёнными репозиториями</w:t>
+            </w:r>
+            <w:r>
+              <w:rPr>
+                <w:rtl w:val="0"/>
+              </w:rPr>
             </w:r>
           </w:p>
         </w:tc>
@@ -3711,166 +3657,262 @@
     </w:tbl>
     <w:p>
       <w:pPr>
-        <w:spacing w:after="60"/>
-      </w:pPr>
-    </w:p>
-    <w:p>
-      <w:pPr>
-        <w:spacing w:line="360" w:lineRule="auto" w:after="0" w:before="0"/>
+        <w:spacing w:after="60" w:lineRule="auto"/>
+        <w:rPr/>
+      </w:pPr>
+      <w:r>
+        <w:rPr>
+          <w:rtl w:val="0"/>
+        </w:rPr>
+      </w:r>
+    </w:p>
+    <w:p>
+      <w:pPr>
+        <w:spacing w:after="0" w:before="0" w:line="360" w:lineRule="auto"/>
         <w:ind w:firstLine="709"/>
         <w:jc w:val="both"/>
-      </w:pPr>
-      <w:r>
-        <w:rPr>
-          <w:rFonts w:ascii="Times New Roman" w:hAnsi="Times New Roman" w:eastAsia="Times New Roman"/>
+        <w:rPr/>
+      </w:pPr>
+      <w:r>
+        <w:rPr>
+          <w:rFonts w:ascii="Times New Roman" w:cs="Times New Roman" w:eastAsia="Times New Roman" w:hAnsi="Times New Roman"/>
           <w:b w:val="0"/>
-          <w:sz w:val="28"/>
-        </w:rPr>
-        <w:t>CVS и SVN относятся к централизованным системам: сервер является единой точкой хранения истории. Git является распределённой системой: локальный клон содержит историю проекта, поэтому большинство операций доступно без подключения к серверу. Удалённый репозиторий в Git используется для обмена результатами и совместной работы.</w:t>
-      </w:r>
-    </w:p>
-    <w:p>
-      <w:pPr>
-        <w:keepNext/>
-        <w:spacing w:before="240" w:after="120"/>
-      </w:pPr>
-      <w:r>
-        <w:rPr>
-          <w:rFonts w:ascii="Times New Roman" w:hAnsi="Times New Roman" w:eastAsia="Times New Roman"/>
-          <w:b/>
-          <w:sz w:val="28"/>
-        </w:rPr>
-        <w:t>Глобальные репозитории Git</w:t>
-      </w:r>
-    </w:p>
-    <w:p>
-      <w:pPr>
-        <w:spacing w:line="360" w:lineRule="auto" w:after="0" w:before="0"/>
+          <w:bCs w:val="0"/>
+          <w:sz w:val="28"/>
+          <w:szCs w:val="28"/>
+          <w:rtl w:val="0"/>
+        </w:rPr>
+        <w:t xml:space="preserve">CVS и SVN относятся к централизованным системам: сервер является единой точкой хранения истории. Git является распределённой системой: локальный клон содержит историю проекта, поэтому большинство операций доступно без подключения к серверу. Удалённый репозиторий в Git используется для обмена результатами и совместной работы.</w:t>
+      </w:r>
+      <w:r>
+        <w:rPr>
+          <w:rtl w:val="0"/>
+        </w:rPr>
+      </w:r>
+    </w:p>
+    <w:p>
+      <w:pPr>
+        <w:keepNext w:val="1"/>
+        <w:spacing w:after="120" w:before="240" w:lineRule="auto"/>
+        <w:rPr/>
+      </w:pPr>
+      <w:r>
+        <w:rPr>
+          <w:rFonts w:ascii="Times New Roman" w:cs="Times New Roman" w:eastAsia="Times New Roman" w:hAnsi="Times New Roman"/>
+          <w:b w:val="1"/>
+          <w:bCs w:val="1"/>
+          <w:sz w:val="28"/>
+          <w:szCs w:val="28"/>
+          <w:rtl w:val="0"/>
+        </w:rPr>
+        <w:t xml:space="preserve">Глобальные репозитории Git</w:t>
+      </w:r>
+      <w:r>
+        <w:rPr>
+          <w:rtl w:val="0"/>
+        </w:rPr>
+      </w:r>
+    </w:p>
+    <w:p>
+      <w:pPr>
+        <w:spacing w:after="0" w:before="0" w:line="360" w:lineRule="auto"/>
         <w:ind w:firstLine="709"/>
         <w:jc w:val="both"/>
-      </w:pPr>
-      <w:r>
-        <w:rPr>
-          <w:rFonts w:ascii="Times New Roman" w:hAnsi="Times New Roman" w:eastAsia="Times New Roman"/>
+        <w:rPr/>
+      </w:pPr>
+      <w:r>
+        <w:rPr>
+          <w:rFonts w:ascii="Times New Roman" w:cs="Times New Roman" w:eastAsia="Times New Roman" w:hAnsi="Times New Roman"/>
           <w:b w:val="0"/>
-          <w:sz w:val="28"/>
-        </w:rPr>
-        <w:t>Для размещения Git-проектов доступны GitHub, GitLab и Bitbucket. GitHub широко используется для открытых проектов и совместной разработки через pull request. GitLab предоставляет возможности CI/CD и может разворачиваться в собственной инфраструктуре. Bitbucket интегрируется с сервисами Atlassian, в частности с Jira. Все три сервиса поддерживают создание репозиториев, управление доступом, работу с ветвями и передачу изменений по Git.</w:t>
-      </w:r>
-    </w:p>
-    <w:p>
-      <w:pPr>
-        <w:keepNext/>
-        <w:spacing w:before="240" w:after="120"/>
-      </w:pPr>
-      <w:r>
-        <w:rPr>
-          <w:rFonts w:ascii="Times New Roman" w:hAnsi="Times New Roman" w:eastAsia="Times New Roman"/>
-          <w:b/>
-          <w:sz w:val="28"/>
-        </w:rPr>
-        <w:t>Регистрация и работа с GitHub</w:t>
-      </w:r>
-    </w:p>
-    <w:p>
-      <w:pPr>
-        <w:spacing w:line="360" w:lineRule="auto" w:after="0" w:before="0"/>
+          <w:bCs w:val="0"/>
+          <w:sz w:val="28"/>
+          <w:szCs w:val="28"/>
+          <w:rtl w:val="0"/>
+        </w:rPr>
+        <w:t xml:space="preserve">Для размещения Git-проектов доступны GitHub, GitLab и Bitbucket. GitHub широко используется для открытых проектов и совместной разработки через pull request. GitLab предоставляет возможности CI/CD и может разворачиваться в собственной инфраструктуре. Bitbucket интегрируется с сервисами Atlassian, в частности с Jira. Все три сервиса поддерживают создание репозиториев, управление доступом, работу с ветвями и передачу изменений по Git.</w:t>
+      </w:r>
+      <w:r>
+        <w:rPr>
+          <w:rtl w:val="0"/>
+        </w:rPr>
+      </w:r>
+    </w:p>
+    <w:p>
+      <w:pPr>
+        <w:keepNext w:val="1"/>
+        <w:spacing w:after="120" w:before="240" w:lineRule="auto"/>
+        <w:rPr/>
+      </w:pPr>
+      <w:r>
+        <w:rPr>
+          <w:rFonts w:ascii="Times New Roman" w:cs="Times New Roman" w:eastAsia="Times New Roman" w:hAnsi="Times New Roman"/>
+          <w:b w:val="1"/>
+          <w:bCs w:val="1"/>
+          <w:sz w:val="28"/>
+          <w:szCs w:val="28"/>
+          <w:rtl w:val="0"/>
+        </w:rPr>
+        <w:t xml:space="preserve">Регистрация и работа с GitHub</w:t>
+      </w:r>
+      <w:r>
+        <w:rPr>
+          <w:rtl w:val="0"/>
+        </w:rPr>
+      </w:r>
+    </w:p>
+    <w:p>
+      <w:pPr>
+        <w:spacing w:after="0" w:before="0" w:line="360" w:lineRule="auto"/>
         <w:ind w:firstLine="709"/>
         <w:jc w:val="both"/>
-      </w:pPr>
-      <w:r>
-        <w:rPr>
-          <w:rFonts w:ascii="Times New Roman" w:hAnsi="Times New Roman" w:eastAsia="Times New Roman"/>
+        <w:rPr/>
+      </w:pPr>
+      <w:r>
+        <w:rPr>
+          <w:rFonts w:ascii="Times New Roman" w:cs="Times New Roman" w:eastAsia="Times New Roman" w:hAnsi="Times New Roman"/>
           <w:b w:val="0"/>
-          <w:sz w:val="28"/>
-        </w:rPr>
-        <w:t>Для начала работы на GitHub создаётся учётная запись, подтверждается адрес электронной почты и при необходимости настраивается двухфакторная аутентификация. Затем на сайте создаётся новый репозиторий. После получения адреса репозитория локальный проект связывается с ним под именем origin. Первая отправка ветви main выполняется командой git push с параметром -u, который сохраняет связь локальной и удалённой ветвей.</w:t>
-      </w:r>
-    </w:p>
-    <w:p>
-      <w:pPr>
-        <w:spacing w:line="240" w:lineRule="auto" w:before="60" w:after="60"/>
+          <w:bCs w:val="0"/>
+          <w:sz w:val="28"/>
+          <w:szCs w:val="28"/>
+          <w:rtl w:val="0"/>
+        </w:rPr>
+        <w:t xml:space="preserve">Для начала работы на GitHub создаётся учётная запись, подтверждается адрес электронной почты и при необходимости настраивается двухфакторная аутентификация. Затем на сайте создаётся новый репозиторий. После получения адреса репозитория локальный проект связывается с ним под именем origin. Первая отправка ветви main выполняется командой git push с параметром -u, который сохраняет связь локальной и удалённой ветвей.</w:t>
+      </w:r>
+      <w:r>
+        <w:rPr>
+          <w:rtl w:val="0"/>
+        </w:rPr>
+      </w:r>
+    </w:p>
+    <w:p>
+      <w:pPr>
+        <w:spacing w:after="60" w:before="60" w:line="240" w:lineRule="auto"/>
         <w:ind w:left="709" w:firstLine="0"/>
-      </w:pPr>
-      <w:r>
-        <w:rPr>
-          <w:rFonts w:ascii="Courier New" w:hAnsi="Courier New" w:eastAsia="Courier New"/>
+        <w:rPr/>
+      </w:pPr>
+      <w:r>
+        <w:rPr>
+          <w:rFonts w:ascii="Courier New" w:cs="Courier New" w:eastAsia="Courier New" w:hAnsi="Courier New"/>
           <w:b w:val="0"/>
+          <w:bCs w:val="0"/>
           <w:sz w:val="20"/>
-        </w:rPr>
-        <w:t>git remote add origin &lt;URL-репозитория&gt;</w:t>
-        <w:br/>
-        <w:t>git branch -M main</w:t>
-        <w:br/>
-        <w:t>git push -u origin main</w:t>
-      </w:r>
-    </w:p>
-    <w:p>
-      <w:pPr>
-        <w:spacing w:line="360" w:lineRule="auto" w:after="0" w:before="0"/>
+          <w:szCs w:val="20"/>
+          <w:rtl w:val="0"/>
+        </w:rPr>
+        <w:t xml:space="preserve">git remote add origin &lt;URL-репозитория&gt;</w:t>
+        <w:br w:type="textWrapping"/>
+        <w:t xml:space="preserve">git branch -M main</w:t>
+        <w:br w:type="textWrapping"/>
+        <w:t xml:space="preserve">git push -u origin main</w:t>
+      </w:r>
+      <w:r>
+        <w:rPr>
+          <w:rtl w:val="0"/>
+        </w:rPr>
+      </w:r>
+    </w:p>
+    <w:p>
+      <w:pPr>
+        <w:spacing w:after="0" w:before="0" w:line="360" w:lineRule="auto"/>
         <w:ind w:firstLine="709"/>
         <w:jc w:val="both"/>
-      </w:pPr>
-      <w:r>
-        <w:rPr>
-          <w:rFonts w:ascii="Times New Roman" w:hAnsi="Times New Roman" w:eastAsia="Times New Roman"/>
+        <w:rPr/>
+      </w:pPr>
+      <w:r>
+        <w:rPr>
+          <w:rFonts w:ascii="Times New Roman" w:cs="Times New Roman" w:eastAsia="Times New Roman" w:hAnsi="Times New Roman"/>
           <w:b w:val="0"/>
-          <w:sz w:val="28"/>
-        </w:rPr>
-        <w:t>При дальнейшей работе изменения вносятся в отдельной ветви, фиксируются локальными коммитами и передаются на GitHub командой git push. На сайте создаётся pull request для проверки и объединения изменений. Для получения новых коммитов с сервера применяются git fetch или git pull. Команда fetch только загружает новые объекты и ссылки, а pull дополнительно объединяет их с текущей ветвью.</w:t>
-      </w:r>
-    </w:p>
-    <w:p>
-      <w:pPr>
-        <w:spacing w:line="240" w:lineRule="auto" w:before="60" w:after="60"/>
+          <w:bCs w:val="0"/>
+          <w:sz w:val="28"/>
+          <w:szCs w:val="28"/>
+          <w:rtl w:val="0"/>
+        </w:rPr>
+        <w:t xml:space="preserve">При дальнейшей работе изменения вносятся в отдельной ветви, фиксируются локальными коммитами и передаются на GitHub командой git push. На сайте создаётся pull request для проверки и объединения изменений. Для получения новых коммитов с сервера применяются git fetch или git pull. Команда fetch только загружает новые объекты и ссылки, а pull дополнительно объединяет их с текущей ветвью.</w:t>
+      </w:r>
+      <w:r>
+        <w:rPr>
+          <w:rtl w:val="0"/>
+        </w:rPr>
+      </w:r>
+    </w:p>
+    <w:p>
+      <w:pPr>
+        <w:spacing w:after="60" w:before="60" w:line="240" w:lineRule="auto"/>
         <w:ind w:left="709" w:firstLine="0"/>
-      </w:pPr>
-      <w:r>
-        <w:rPr>
-          <w:rFonts w:ascii="Courier New" w:hAnsi="Courier New" w:eastAsia="Courier New"/>
+        <w:rPr/>
+      </w:pPr>
+      <w:r>
+        <w:rPr>
+          <w:rFonts w:ascii="Courier New" w:cs="Courier New" w:eastAsia="Courier New" w:hAnsi="Courier New"/>
           <w:b w:val="0"/>
+          <w:bCs w:val="0"/>
           <w:sz w:val="20"/>
-        </w:rPr>
-        <w:t>git switch -c feature-name</w:t>
-        <w:br/>
-        <w:t>git add .</w:t>
-        <w:br/>
-        <w:t>git commit -m "Описание изменения"</w:t>
-        <w:br/>
-        <w:t>git push -u origin feature-name</w:t>
-        <w:br/>
-        <w:t>git fetch origin</w:t>
-        <w:br/>
-        <w:t>git pull</w:t>
-      </w:r>
-    </w:p>
-    <w:p>
-      <w:pPr>
-        <w:keepNext/>
-        <w:spacing w:before="240" w:after="120"/>
-      </w:pPr>
-      <w:r>
-        <w:rPr>
-          <w:rFonts w:ascii="Times New Roman" w:hAnsi="Times New Roman" w:eastAsia="Times New Roman"/>
-          <w:b/>
-          <w:sz w:val="28"/>
-        </w:rPr>
-        <w:t>Вывод</w:t>
-      </w:r>
-    </w:p>
-    <w:p>
-      <w:pPr>
-        <w:spacing w:line="360" w:lineRule="auto" w:after="0" w:before="0"/>
+          <w:szCs w:val="20"/>
+          <w:rtl w:val="0"/>
+        </w:rPr>
+        <w:t xml:space="preserve">git switch -c feature-name</w:t>
+        <w:br w:type="textWrapping"/>
+        <w:t xml:space="preserve">git add .</w:t>
+        <w:br w:type="textWrapping"/>
+        <w:t xml:space="preserve">git commit -m "Описание изменения"</w:t>
+        <w:br w:type="textWrapping"/>
+        <w:t xml:space="preserve">git push -u origin feature-name</w:t>
+        <w:br w:type="textWrapping"/>
+        <w:t xml:space="preserve">git fetch origin</w:t>
+        <w:br w:type="textWrapping"/>
+        <w:t xml:space="preserve">git pull</w:t>
+      </w:r>
+      <w:r>
+        <w:rPr>
+          <w:rtl w:val="0"/>
+        </w:rPr>
+      </w:r>
+    </w:p>
+    <w:p>
+      <w:pPr>
+        <w:keepNext w:val="1"/>
+        <w:spacing w:after="120" w:before="240" w:lineRule="auto"/>
+        <w:rPr/>
+      </w:pPr>
+      <w:r>
+        <w:rPr>
+          <w:rFonts w:ascii="Times New Roman" w:cs="Times New Roman" w:eastAsia="Times New Roman" w:hAnsi="Times New Roman"/>
+          <w:b w:val="1"/>
+          <w:bCs w:val="1"/>
+          <w:sz w:val="28"/>
+          <w:szCs w:val="28"/>
+          <w:rtl w:val="0"/>
+        </w:rPr>
+        <w:t xml:space="preserve">Вывод</w:t>
+      </w:r>
+      <w:r>
+        <w:rPr>
+          <w:rtl w:val="0"/>
+        </w:rPr>
+      </w:r>
+    </w:p>
+    <w:p>
+      <w:pPr>
+        <w:spacing w:after="0" w:before="0" w:line="360" w:lineRule="auto"/>
         <w:ind w:firstLine="709"/>
         <w:jc w:val="both"/>
-      </w:pPr>
-      <w:r>
-        <w:rPr>
-          <w:rFonts w:ascii="Times New Roman" w:hAnsi="Times New Roman" w:eastAsia="Times New Roman"/>
+        <w:rPr/>
+      </w:pPr>
+      <w:r>
+        <w:rPr>
+          <w:rFonts w:ascii="Times New Roman" w:cs="Times New Roman" w:eastAsia="Times New Roman" w:hAnsi="Times New Roman"/>
           <w:b w:val="0"/>
-          <w:sz w:val="28"/>
-        </w:rPr>
-        <w:t>В ходе практической работы создан локальный Git-репозиторий, зафиксировано исходное состояние программы, сформированы две ветви с различными изменениями, выполнены сравнение, слияние с разрешением конфликта и восстановление исходной версии из истории. Во второй части рассмотрены различия CVS, SVN и Git, основные сервисы хранения Git-репозиториев и порядок работы с GitHub.</w:t>
+          <w:bCs w:val="0"/>
+          <w:sz w:val="28"/>
+          <w:szCs w:val="28"/>
+          <w:rtl w:val="0"/>
+        </w:rPr>
+        <w:t xml:space="preserve">В ходе практической работы создан локальный Git-репозиторий, зафиксировано исходное состояние программы, сформированы две ветви с различными изменениями, выполнены сравнение, слияние с разрешением конфликта и восстановление исходной версии из истории. Во второй части рассмотрены различия CVS, SVN и Git, основные сервисы хранения Git-репозиториев и порядок работы с GitHub.</w:t>
+      </w:r>
+      <w:r>
+        <w:rPr>
+          <w:rtl w:val="0"/>
+        </w:rPr>
       </w:r>
     </w:p>
     <w:sectPr>
@@ -3892,7 +3934,6 @@
     <w:pPr>
       <w:keepNext w:val="0"/>
       <w:keepLines w:val="0"/>
-      <w:pageBreakBefore w:val="0"/>
       <w:widowControl w:val="1"/>
       <w:pBdr>
         <w:top w:space="0" w:sz="0" w:val="nil"/>
@@ -3961,7 +4002,6 @@
     <w:pPr>
       <w:keepNext w:val="0"/>
       <w:keepLines w:val="0"/>
-      <w:pageBreakBefore w:val="0"/>
       <w:widowControl w:val="1"/>
       <w:pBdr>
         <w:top w:space="0" w:sz="0" w:val="nil"/>
@@ -4018,7 +4058,6 @@
     <w:pPr>
       <w:keepNext w:val="0"/>
       <w:keepLines w:val="0"/>
-      <w:pageBreakBefore w:val="0"/>
       <w:widowControl w:val="1"/>
       <w:pBdr>
         <w:top w:space="0" w:sz="0" w:val="nil"/>
@@ -4080,7 +4119,6 @@
     <w:pPr>
       <w:keepNext w:val="0"/>
       <w:keepLines w:val="0"/>
-      <w:pageBreakBefore w:val="0"/>
       <w:widowControl w:val="1"/>
       <w:pBdr>
         <w:top w:space="0" w:sz="0" w:val="nil"/>
@@ -4137,7 +4175,6 @@
     <w:pPr>
       <w:keepNext w:val="0"/>
       <w:keepLines w:val="0"/>
-      <w:pageBreakBefore w:val="0"/>
       <w:widowControl w:val="1"/>
       <w:pBdr>
         <w:top w:space="0" w:sz="0" w:val="nil"/>
@@ -4194,7 +4231,6 @@
     <w:pPr>
       <w:keepNext w:val="0"/>
       <w:keepLines w:val="0"/>
-      <w:pageBreakBefore w:val="0"/>
       <w:widowControl w:val="1"/>
       <w:pBdr>
         <w:top w:space="0" w:sz="0" w:val="nil"/>
@@ -4251,7 +4287,6 @@
     <w:pPr>
       <w:keepNext w:val="0"/>
       <w:keepLines w:val="0"/>
-      <w:pageBreakBefore w:val="0"/>
       <w:widowControl w:val="1"/>
       <w:pBdr>
         <w:top w:space="0" w:sz="0" w:val="nil"/>
@@ -4308,7 +4343,6 @@
     <w:pPr>
       <w:keepNext w:val="0"/>
       <w:keepLines w:val="0"/>
-      <w:pageBreakBefore w:val="0"/>
       <w:widowControl w:val="1"/>
       <w:pBdr>
         <w:top w:space="0" w:sz="0" w:val="nil"/>
@@ -4766,6 +4800,19 @@
         <w:left w:w="108.0" w:type="dxa"/>
         <w:bottom w:w="0.0" w:type="dxa"/>
         <w:right w:w="108.0" w:type="dxa"/>
+      </w:tblCellMar>
+    </w:tblPr>
+  </w:style>
+  <w:style w:type="table" w:styleId="Table4">
+    <w:basedOn w:val="TableNormal"/>
+    <w:tblPr>
+      <w:tblStyleRowBandSize w:val="1"/>
+      <w:tblStyleColBandSize w:val="1"/>
+      <w:tblCellMar>
+        <w:top w:w="0.0" w:type="dxa"/>
+        <w:left w:w="115.0" w:type="dxa"/>
+        <w:bottom w:w="0.0" w:type="dxa"/>
+        <w:right w:w="115.0" w:type="dxa"/>
       </w:tblCellMar>
     </w:tblPr>
   </w:style>
